--- a/swh/docx/007.content.docx
+++ b/swh/docx/007.content.docx
@@ -211,18 +211,13 @@
         </w:rPr>
         <w:t xml:space="preserve">Neno </w:t>
       </w:r>
-      <w:hyperlink r:id="rId13">
-        <w:r>
-          <w:rPr>
-            <w:lang w:val="sw_KE" w:bidi="sw_KE"/>
-          </w:rPr>
-          <w:rPr>
-            <w:color w:val="0000EE"/>
-            <w:u w:val="single"/>
-          </w:rPr>
-          <w:t>injili</w:t>
-        </w:r>
-      </w:hyperlink>
+      <w:r>
+        <w:rPr>
+          <w:b/>
+          <w:lang w:val="sw_KE" w:bidi="sw_KE"/>
+        </w:rPr>
+        <w:t>injili</w:t>
+      </w:r>
       <w:r>
         <w:rPr>
           <w:lang w:val="sw_KE" w:bidi="sw_KE"/>
@@ -231,111 +226,253 @@
       </w:r>
       <w:r>
         <w:rPr>
+          <w:lang w:val="sw_KE" w:bidi="sw_KE"/>
+        </w:rPr>
+        <w:t>Kigiriki</w:t>
+      </w:r>
+      <w:r>
+        <w:rPr>
+          <w:lang w:val="sw_KE" w:bidi="sw_KE"/>
+        </w:rPr>
+        <w:t xml:space="preserve"> linalomaanisha "habari njema." Habari </w:t>
+      </w:r>
+      <w:r>
+        <w:rPr>
           <w:b/>
           <w:lang w:val="sw_KE" w:bidi="sw_KE"/>
         </w:rPr>
-        <w:t>Kigiriki</w:t>
-      </w:r>
-      <w:r>
-        <w:rPr>
-          <w:lang w:val="sw_KE" w:bidi="sw_KE"/>
-        </w:rPr>
-        <w:t xml:space="preserve"> linalomaanisha "habari njema." Habari </w:t>
+        <w:t>njema katika</w:t>
+      </w:r>
+      <w:r>
+        <w:rPr>
+          <w:lang w:val="sw_KE" w:bidi="sw_KE"/>
+        </w:rPr>
+        <w:t xml:space="preserve"> Biblia ni kwamba Mungu ametengeneza njia ya kuwaokoa watu. Katika Agano Jipya, inakuwa wazi kwamba njia ambayo Mungu huwaokoa watu wake ni kwa njia ya kifo na </w:t>
+      </w:r>
+      <w:r>
+        <w:rPr>
+          <w:lang w:val="sw_KE" w:bidi="sw_KE"/>
+        </w:rPr>
+        <w:t>ufufuo</w:t>
+      </w:r>
+      <w:r>
+        <w:rPr>
+          <w:lang w:val="sw_KE" w:bidi="sw_KE"/>
+        </w:rPr>
+        <w:t xml:space="preserve"> wa Yesu. Katika Matendo na nyaraka, watu wanapohubiri injili, wanawaambia watu habari njema kwamba wanaweza kuokolewa wakimwamini Yesu.</w:t>
+      </w:r>
+    </w:p>
+    <w:p>
+      <w:pPr/>
+      <w:r>
+        <w:rPr>
+          <w:lang w:val="sw_KE" w:bidi="sw_KE"/>
+        </w:rPr>
+      </w:r>
+      <w:r>
+        <w:rPr>
+          <w:lang w:val="sw_KE" w:bidi="sw_KE"/>
+        </w:rPr>
+        <w:t xml:space="preserve">Katika sehemu ya Biblia inayozungumzia maisha ya Yesu—vitabu vya Mathayo, Marko, Luka, na Yohana—wakati mwingine pia tunasikia kuhusu injili, au kuhusu "habari njema ya ufalme." Wakati huo, Yesu alikuwa bado hajafa ili kuwaokoa watu. Habari njema hapa ina maana kwamba </w:t>
+      </w:r>
+      <w:r>
+        <w:rPr>
+          <w:lang w:val="sw_KE" w:bidi="sw_KE"/>
+        </w:rPr>
+        <w:t>ufalme wa Mungu</w:t>
+      </w:r>
+      <w:r>
+        <w:rPr>
+          <w:lang w:val="sw_KE" w:bidi="sw_KE"/>
+        </w:rPr>
+        <w:t xml:space="preserve"> unakaribia kuanza, au tayari umeanza. Yesu aliwaambia watu kwamba Mungu alikuwa anatawala dunia yote, na kwamba hivi karibuni Mungu atauanzisha ufalme wake milele. Hadi wakati huo, watu wanapaswa tayari kutenda kama raia wa ufalme huu, na kujiandaa kumpokea Mungu. Habari njema ni kwamba Mungu anatawala, na kwamba hata sasa tunaweza tayari kuwa washiriki wa ufalme wake! Baada ya Yesu kufa ili kutuokoa, watu wanaomwamini Yesu wanaweza kuwa sehemu ya ufalme wa Mungu.</w:t>
+      </w:r>
+    </w:p>
+    <w:p>
+      <w:pPr/>
+      <w:r>
+        <w:rPr>
+          <w:lang w:val="sw_KE" w:bidi="sw_KE"/>
+        </w:rPr>
+      </w:r>
+      <w:r>
+        <w:rPr>
+          <w:lang w:val="sw_KE" w:bidi="sw_KE"/>
+        </w:rPr>
+        <w:t xml:space="preserve">Kanisani, mara nyingi </w:t>
+      </w:r>
+      <w:r>
+        <w:rPr>
+          <w:lang w:val="sw_KE" w:bidi="sw_KE"/>
+        </w:rPr>
+        <w:t>tunatumia</w:t>
+      </w:r>
+      <w:r>
+        <w:rPr>
+          <w:lang w:val="sw_KE" w:bidi="sw_KE"/>
+        </w:rPr>
+        <w:t xml:space="preserve"> neno "Injili" kuzungumza kuhusu vitabu vinne vya Agano Jipya vinavyotuambia kuhusu ya maisha ya Yesu: vitabu Mathayo, Marko, Luka na Yohana. Wakati wa kuzungumza kuhusu moja tu ya vitabu hivi, mara nyingi tunasema "Injili ya Mathayo," au "Injili ya Marko." Hii ina maana kwamba tunaposema kwa mfano "Injili ya Mathayo," tunamaanisha kitabu kizima cha Mathayo.</w:t>
+      </w:r>
+      <w:r>
+        <w:rPr>
+          <w:lang w:val="sw_KE" w:bidi="sw_KE"/>
+        </w:rPr>
+      </w:r>
+      <w:r>
+        <w:rPr>
+          <w:lang w:val="sw_KE" w:bidi="sw_KE"/>
+        </w:rPr>
+      </w:r>
+    </w:p>
+    <w:p>
+      <w:pPr/>
+      <w:r>
+        <w:rPr>
+          <w:lang w:val="sw_KE" w:bidi="sw_KE"/>
+        </w:rPr>
+      </w:r>
+    </w:p>
+    <w:p>
+      <w:pPr>
+        <w:pStyle w:val="Heading2"/>
+      </w:pPr>
+      <w:r>
+        <w:rPr>
+          <w:lang w:val="sw_KE" w:bidi="sw_KE"/>
+        </w:rPr>
+        <w:t>haki</w:t>
+      </w:r>
+      <w:r>
+        <w:rPr>
+          <w:lang w:val="sw_KE" w:bidi="sw_KE"/>
+        </w:rPr>
+      </w:r>
+    </w:p>
+    <w:p>
+      <w:pPr/>
+      <w:r>
+        <w:rPr>
+          <w:lang w:val="sw_KE" w:bidi="sw_KE"/>
+        </w:rPr>
+      </w:r>
+      <w:r>
+        <w:rPr>
+          <w:lang w:val="sw_KE" w:bidi="sw_KE"/>
+        </w:rPr>
+        <w:t xml:space="preserve">Haki ni wakati mtu anamtendea mtu mwingine kwa haki kulingana na sheria. Haki inatokea katika jamii nzima, basi kila mtu anatendewa sawa na haki. Katika jamii ya haki, watu katika </w:t>
+      </w:r>
+      <w:r>
+        <w:rPr>
+          <w:lang w:val="sw_KE" w:bidi="sw_KE"/>
+        </w:rPr>
+        <w:t>mamlaka</w:t>
+      </w:r>
+      <w:r>
+        <w:rPr>
+          <w:lang w:val="sw_KE" w:bidi="sw_KE"/>
+        </w:rPr>
+        <w:t xml:space="preserve"> wanawaadhibu wale wanaofanya makosa na kuwalinda watu ambao ni maskini na dhaifu.</w:t>
+      </w:r>
+      <w:r>
+        <w:rPr>
+          <w:lang w:val="sw_KE" w:bidi="sw_KE"/>
+        </w:rPr>
+      </w:r>
+      <w:r>
+        <w:rPr>
+          <w:lang w:val="sw_KE" w:bidi="sw_KE"/>
+        </w:rPr>
+      </w:r>
+    </w:p>
+    <w:p>
+      <w:pPr/>
+      <w:r>
+        <w:rPr>
+          <w:lang w:val="sw_KE" w:bidi="sw_KE"/>
+        </w:rPr>
+      </w:r>
+    </w:p>
+    <w:p>
+      <w:pPr>
+        <w:pStyle w:val="Heading2"/>
+      </w:pPr>
+      <w:r>
+        <w:rPr>
+          <w:lang w:val="sw_KE" w:bidi="sw_KE"/>
+        </w:rPr>
+        <w:t>hakimu</w:t>
+      </w:r>
+      <w:r>
+        <w:rPr>
+          <w:lang w:val="sw_KE" w:bidi="sw_KE"/>
+        </w:rPr>
+      </w:r>
+    </w:p>
+    <w:p>
+      <w:pPr/>
+      <w:r>
+        <w:rPr>
+          <w:lang w:val="sw_KE" w:bidi="sw_KE"/>
+        </w:rPr>
+      </w:r>
+      <w:r>
+        <w:rPr>
+          <w:lang w:val="sw_KE" w:bidi="sw_KE"/>
+        </w:rPr>
+        <w:t xml:space="preserve">Mtu </w:t>
       </w:r>
       <w:r>
         <w:rPr>
           <w:b/>
           <w:lang w:val="sw_KE" w:bidi="sw_KE"/>
         </w:rPr>
-        <w:t>njema katika</w:t>
-      </w:r>
-      <w:r>
-        <w:rPr>
-          <w:lang w:val="sw_KE" w:bidi="sw_KE"/>
-        </w:rPr>
-        <w:t xml:space="preserve"> Biblia ni kwamba Mungu ametengeneza njia ya kuwaokoa watu. Katika Agano Jipya, inakuwa wazi kwamba njia ambayo Mungu huwaokoa watu wake ni kwa njia ya kifo na </w:t>
-      </w:r>
-      <w:hyperlink r:id="rId14">
-        <w:r>
-          <w:rPr>
-            <w:lang w:val="sw_KE" w:bidi="sw_KE"/>
-          </w:rPr>
-          <w:rPr>
-            <w:color w:val="0000EE"/>
-            <w:u w:val="single"/>
-          </w:rPr>
-          <w:t>ufufuo</w:t>
-        </w:r>
-      </w:hyperlink>
-      <w:r>
-        <w:rPr>
-          <w:lang w:val="sw_KE" w:bidi="sw_KE"/>
-        </w:rPr>
-        <w:t xml:space="preserve"> wa Yesu. Katika Matendo na nyaraka, watu wanapohubiri injili, wanawaambia watu habari njema kwamba wanaweza kuokolewa wakimwamini Yesu.</w:t>
-      </w:r>
-    </w:p>
-    <w:p>
-      <w:pPr/>
-      <w:r>
-        <w:rPr>
-          <w:lang w:val="sw_KE" w:bidi="sw_KE"/>
-        </w:rPr>
-      </w:r>
-      <w:r>
-        <w:rPr>
-          <w:lang w:val="sw_KE" w:bidi="sw_KE"/>
-        </w:rPr>
-        <w:t xml:space="preserve">Katika sehemu ya Biblia inayozungumzia maisha ya Yesu—vitabu vya Mathayo, Marko, Luka, na Yohana—wakati mwingine pia tunasikia kuhusu injili, au kuhusu "habari njema ya ufalme." Wakati huo, Yesu alikuwa bado hajafa ili kuwaokoa watu. Habari njema hapa ina maana kwamba </w:t>
-      </w:r>
-      <w:hyperlink r:id="rId15">
-        <w:r>
-          <w:rPr>
-            <w:lang w:val="sw_KE" w:bidi="sw_KE"/>
-          </w:rPr>
-          <w:rPr>
-            <w:color w:val="0000EE"/>
-            <w:u w:val="single"/>
-          </w:rPr>
-          <w:t>ufalme wa Mungu</w:t>
-        </w:r>
-      </w:hyperlink>
-      <w:r>
-        <w:rPr>
-          <w:lang w:val="sw_KE" w:bidi="sw_KE"/>
-        </w:rPr>
-        <w:t xml:space="preserve"> unakaribia kuanza, au tayari umeanza. Yesu aliwaambia watu kwamba Mungu alikuwa anatawala dunia yote, na kwamba hivi karibuni Mungu atauanzisha ufalme wake milele. Hadi wakati huo, watu wanapaswa tayari kutenda kama raia wa ufalme huu, na kujiandaa kumpokea Mungu. Habari njema ni kwamba Mungu anatawala, na kwamba hata sasa tunaweza tayari kuwa washiriki wa ufalme wake! Baada ya Yesu kufa ili kutuokoa, watu wanaomwamini Yesu wanaweza kuwa sehemu ya ufalme wa Mungu.</w:t>
-      </w:r>
-    </w:p>
-    <w:p>
-      <w:pPr/>
-      <w:r>
-        <w:rPr>
-          <w:lang w:val="sw_KE" w:bidi="sw_KE"/>
-        </w:rPr>
-      </w:r>
-      <w:r>
-        <w:rPr>
-          <w:lang w:val="sw_KE" w:bidi="sw_KE"/>
-        </w:rPr>
-        <w:t xml:space="preserve">Kanisani, mara nyingi </w:t>
-      </w:r>
-      <w:hyperlink r:id="rId16">
-        <w:r>
-          <w:rPr>
-            <w:lang w:val="sw_KE" w:bidi="sw_KE"/>
-          </w:rPr>
-          <w:rPr>
-            <w:color w:val="0000EE"/>
-            <w:u w:val="single"/>
-          </w:rPr>
-          <w:t>tunatumia</w:t>
-        </w:r>
-      </w:hyperlink>
-      <w:r>
-        <w:rPr>
-          <w:lang w:val="sw_KE" w:bidi="sw_KE"/>
-        </w:rPr>
-        <w:t xml:space="preserve"> neno "Injili" kuzungumza kuhusu vitabu vinne vya Agano Jipya vinavyotuambia kuhusu ya maisha ya Yesu: vitabu Mathayo, Marko, Luka na Yohana. Wakati wa kuzungumza kuhusu moja tu ya vitabu hivi, mara nyingi tunasema "Injili ya Mathayo," au "Injili ya Marko." Hii ina maana kwamba tunaposema kwa mfano "Injili ya Mathayo," tunamaanisha kitabu kizima cha Mathayo.</w:t>
+        <w:t>anahukumu</w:t>
+      </w:r>
+      <w:r>
+        <w:rPr>
+          <w:lang w:val="sw_KE" w:bidi="sw_KE"/>
+        </w:rPr>
+        <w:t xml:space="preserve"> matendo ambayo watu wanafanya kwa kuamua ikiwa kile wanachofanya ni sahihi au makosa, na kwa hivyo ikiwa mtu huyo ana hatia au hana hatia ya kuvunja sheria. Jaji atamwadhibu mtu huyo ikiwa hakimu anaamua kwamba mtu huyo ana hatia ya kufanya makosa.</w:t>
+      </w:r>
+    </w:p>
+    <w:p>
+      <w:pPr/>
+      <w:r>
+        <w:rPr>
+          <w:lang w:val="sw_KE" w:bidi="sw_KE"/>
+        </w:rPr>
+      </w:r>
+      <w:r>
+        <w:rPr>
+          <w:lang w:val="sw_KE" w:bidi="sw_KE"/>
+        </w:rPr>
+        <w:t xml:space="preserve">Kabla ya taifa la </w:t>
+      </w:r>
+      <w:r>
+        <w:rPr>
+          <w:b/>
+          <w:lang w:val="sw_KE" w:bidi="sw_KE"/>
+        </w:rPr>
+        <w:t>Israeli</w:t>
+      </w:r>
+      <w:r>
+        <w:rPr>
+          <w:lang w:val="sw_KE" w:bidi="sw_KE"/>
+        </w:rPr>
+        <w:t xml:space="preserve"> kuwa na </w:t>
+      </w:r>
+      <w:r>
+        <w:rPr>
+          <w:b/>
+          <w:lang w:val="sw_KE" w:bidi="sw_KE"/>
+        </w:rPr>
+        <w:t>wafalme</w:t>
+      </w:r>
+      <w:r>
+        <w:rPr>
+          <w:lang w:val="sw_KE" w:bidi="sw_KE"/>
+        </w:rPr>
+        <w:t>, Mungu aliwapa viongozi ambao waliwaita waamuzi. Mtu aliandika hadithi za waamuzi katika kitabu ambacho sasa tunaiita kitabu cha Waamuzi. Waamuzi tunaosikia kuhusu katika kitabu cha Waamuzi hawakutenda kama waamuzi wa jadi kwa sababu hawakuamua kila wakati ikiwa mtu alikuwa na hatia ya kuvunja sheria. Waamuzi hawa mara nyingi walikuwa viongozi wa kijeshi ambao waliwaokoa Waisraeli kutoka kwa maadui wao. Wakati mwingine, kama katika kesi ya Debora, waamuzi hawa walikuwa manabii viongozi ambao waliwasaidia Israeli kumfuata Mungu.</w:t>
       </w:r>
       <w:r>
         <w:rPr>
@@ -364,44 +501,153 @@
         <w:rPr>
           <w:lang w:val="sw_KE" w:bidi="sw_KE"/>
         </w:rPr>
-        <w:t>haki</w:t>
-      </w:r>
-      <w:r>
-        <w:rPr>
-          <w:lang w:val="sw_KE" w:bidi="sw_KE"/>
-        </w:rPr>
-      </w:r>
-    </w:p>
-    <w:p>
-      <w:pPr/>
-      <w:r>
-        <w:rPr>
-          <w:lang w:val="sw_KE" w:bidi="sw_KE"/>
-        </w:rPr>
-      </w:r>
-      <w:r>
-        <w:rPr>
-          <w:lang w:val="sw_KE" w:bidi="sw_KE"/>
-        </w:rPr>
-        <w:t xml:space="preserve">Haki ni wakati mtu anamtendea mtu mwingine kwa haki kulingana na sheria. Haki inatokea katika jamii nzima, basi kila mtu anatendewa sawa na haki. Katika jamii ya haki, watu katika </w:t>
-      </w:r>
-      <w:hyperlink r:id="rId17">
-        <w:r>
-          <w:rPr>
-            <w:lang w:val="sw_KE" w:bidi="sw_KE"/>
-          </w:rPr>
-          <w:rPr>
-            <w:color w:val="0000EE"/>
-            <w:u w:val="single"/>
-          </w:rPr>
-          <w:t>mamlaka</w:t>
-        </w:r>
-      </w:hyperlink>
-      <w:r>
-        <w:rPr>
-          <w:lang w:val="sw_KE" w:bidi="sw_KE"/>
-        </w:rPr>
-        <w:t xml:space="preserve"> wanawaadhibu wale wanaofanya makosa na kuwalinda watu ambao ni maskini na dhaifu.</w:t>
+        <w:t>Hebroni</w:t>
+      </w:r>
+      <w:r>
+        <w:rPr>
+          <w:lang w:val="sw_KE" w:bidi="sw_KE"/>
+        </w:rPr>
+      </w:r>
+    </w:p>
+    <w:p>
+      <w:pPr/>
+      <w:r>
+        <w:rPr>
+          <w:lang w:val="sw_KE" w:bidi="sw_KE"/>
+        </w:rPr>
+      </w:r>
+      <w:r>
+        <w:rPr>
+          <w:lang w:val="sw_KE" w:bidi="sw_KE"/>
+        </w:rPr>
+        <w:t xml:space="preserve">Katika Agano la Kale, </w:t>
+      </w:r>
+      <w:r>
+        <w:rPr>
+          <w:b/>
+          <w:lang w:val="sw_KE" w:bidi="sw_KE"/>
+        </w:rPr>
+        <w:t>Hebron</w:t>
+      </w:r>
+      <w:r>
+        <w:rPr>
+          <w:lang w:val="sw_KE" w:bidi="sw_KE"/>
+        </w:rPr>
+        <w:t xml:space="preserve"> ni jina la mji katika </w:t>
+      </w:r>
+      <w:r>
+        <w:rPr>
+          <w:lang w:val="sw_KE" w:bidi="sw_KE"/>
+        </w:rPr>
+        <w:t>Israeli</w:t>
+      </w:r>
+      <w:r>
+        <w:rPr>
+          <w:lang w:val="sw_KE" w:bidi="sw_KE"/>
+        </w:rPr>
+        <w:t xml:space="preserve"> ambapo hadithi kadhaa muhimu zilifanyika.</w:t>
+      </w:r>
+    </w:p>
+    <w:p>
+      <w:pPr/>
+      <w:r>
+        <w:rPr>
+          <w:lang w:val="sw_KE" w:bidi="sw_KE"/>
+        </w:rPr>
+      </w:r>
+      <w:r>
+        <w:rPr>
+          <w:lang w:val="sw_KE" w:bidi="sw_KE"/>
+        </w:rPr>
+        <w:t xml:space="preserve">Kabla ya mahali pa kuwa mji, ilikuwa mahali ambapo </w:t>
+      </w:r>
+      <w:r>
+        <w:rPr>
+          <w:lang w:val="sw_KE" w:bidi="sw_KE"/>
+        </w:rPr>
+        <w:t>Ibrahimu</w:t>
+      </w:r>
+      <w:r>
+        <w:rPr>
+          <w:lang w:val="sw_KE" w:bidi="sw_KE"/>
+        </w:rPr>
+        <w:t xml:space="preserve"> aliishi kwa muda fulani. Wakati huo, mahali pa kuzungumza iliitwa Mamre, lakini watu pia walijua kama Kiriath-arba. Kwanza Sara, na baadaye Ibrahimu pia, alikufa na kuzikwa katika mahali hapa. Mwana wao Isaka, mke wake Rebeka, na mwana wao Yakobo na mke Lea pia walizikwa huko.</w:t>
+      </w:r>
+    </w:p>
+    <w:p>
+      <w:pPr/>
+      <w:r>
+        <w:rPr>
+          <w:lang w:val="sw_KE" w:bidi="sw_KE"/>
+        </w:rPr>
+      </w:r>
+      <w:r>
+        <w:rPr>
+          <w:lang w:val="sw_KE" w:bidi="sw_KE"/>
+        </w:rPr>
+        <w:t xml:space="preserve">Baadaye sana, wakati wa wakati ambapo Yoshua alikuwa akiwaongoza </w:t>
+      </w:r>
+      <w:r>
+        <w:rPr>
+          <w:lang w:val="sw_KE" w:bidi="sw_KE"/>
+        </w:rPr>
+        <w:t>Waisraeli</w:t>
+      </w:r>
+      <w:r>
+        <w:rPr>
+          <w:lang w:val="sw_KE" w:bidi="sw_KE"/>
+        </w:rPr>
+        <w:t xml:space="preserve"> kushinda nchi, Waisraeli waliishambulia Hebron na kuishinda kutoka kwa Wakanaani ambao walikuwa wakiishi hapo.</w:t>
+      </w:r>
+    </w:p>
+    <w:p>
+      <w:pPr/>
+      <w:r>
+        <w:rPr>
+          <w:lang w:val="sw_KE" w:bidi="sw_KE"/>
+        </w:rPr>
+      </w:r>
+      <w:r>
+        <w:rPr>
+          <w:lang w:val="sw_KE" w:bidi="sw_KE"/>
+        </w:rPr>
+        <w:t xml:space="preserve">Tena baadaye sana, </w:t>
+      </w:r>
+      <w:r>
+        <w:rPr>
+          <w:lang w:val="sw_KE" w:bidi="sw_KE"/>
+        </w:rPr>
+        <w:t>Daudi</w:t>
+      </w:r>
+      <w:r>
+        <w:rPr>
+          <w:lang w:val="sw_KE" w:bidi="sw_KE"/>
+        </w:rPr>
+        <w:t xml:space="preserve"> akawa </w:t>
+      </w:r>
+      <w:r>
+        <w:rPr>
+          <w:lang w:val="sw_KE" w:bidi="sw_KE"/>
+        </w:rPr>
+        <w:t>mfalme</w:t>
+      </w:r>
+      <w:r>
+        <w:rPr>
+          <w:lang w:val="sw_KE" w:bidi="sw_KE"/>
+        </w:rPr>
+        <w:t xml:space="preserve"> juu ya watu wa Yuda wakati wa kuishi katika Hebroni. Baada ya miaka kadhaa, Daudi alihamia </w:t>
+      </w:r>
+      <w:r>
+        <w:rPr>
+          <w:lang w:val="sw_KE" w:bidi="sw_KE"/>
+        </w:rPr>
+        <w:t>Yerusalemu</w:t>
+      </w:r>
+      <w:r>
+        <w:rPr>
+          <w:lang w:val="sw_KE" w:bidi="sw_KE"/>
+        </w:rPr>
+        <w:t>. Kuanzia wakati huo na kuendelea, mji wa Yerusalemu ulikuwa mji muhimu zaidi kwa Waisraeli, na hatusiki mengi zaidi kuhusu Hebroni.</w:t>
       </w:r>
       <w:r>
         <w:rPr>
@@ -430,84 +676,824 @@
         <w:rPr>
           <w:lang w:val="sw_KE" w:bidi="sw_KE"/>
         </w:rPr>
-        <w:t>hakimu</w:t>
-      </w:r>
-      <w:r>
-        <w:rPr>
-          <w:lang w:val="sw_KE" w:bidi="sw_KE"/>
-        </w:rPr>
-      </w:r>
-    </w:p>
-    <w:p>
-      <w:pPr/>
-      <w:r>
-        <w:rPr>
-          <w:lang w:val="sw_KE" w:bidi="sw_KE"/>
-        </w:rPr>
-      </w:r>
-      <w:r>
-        <w:rPr>
-          <w:lang w:val="sw_KE" w:bidi="sw_KE"/>
-        </w:rPr>
-        <w:t xml:space="preserve">Mtu </w:t>
+        <w:t>hekalu</w:t>
+      </w:r>
+      <w:r>
+        <w:rPr>
+          <w:lang w:val="sw_KE" w:bidi="sw_KE"/>
+        </w:rPr>
+      </w:r>
+    </w:p>
+    <w:p>
+      <w:pPr/>
+      <w:r>
+        <w:rPr>
+          <w:lang w:val="sw_KE" w:bidi="sw_KE"/>
+        </w:rPr>
+      </w:r>
+      <w:r>
+        <w:rPr>
+          <w:lang w:val="sw_KE" w:bidi="sw_KE"/>
+        </w:rPr>
+        <w:t xml:space="preserve">Hekalu ni </w:t>
       </w:r>
       <w:r>
         <w:rPr>
           <w:b/>
           <w:lang w:val="sw_KE" w:bidi="sw_KE"/>
         </w:rPr>
-        <w:t>anahukumu</w:t>
-      </w:r>
-      <w:r>
-        <w:rPr>
-          <w:lang w:val="sw_KE" w:bidi="sw_KE"/>
-        </w:rPr>
-        <w:t xml:space="preserve"> matendo ambayo watu wanafanya kwa kuamua ikiwa kile wanachofanya ni sahihi au makosa, na kwa hivyo ikiwa mtu huyo ana hatia au hana hatia ya kuvunja sheria. Jaji atamwadhibu mtu huyo ikiwa hakimu anaamua kwamba mtu huyo ana hatia ya kufanya makosa.</w:t>
-      </w:r>
-    </w:p>
-    <w:p>
-      <w:pPr/>
-      <w:r>
-        <w:rPr>
-          <w:lang w:val="sw_KE" w:bidi="sw_KE"/>
-        </w:rPr>
-      </w:r>
-      <w:r>
-        <w:rPr>
-          <w:lang w:val="sw_KE" w:bidi="sw_KE"/>
-        </w:rPr>
-        <w:t xml:space="preserve">Kabla ya taifa la </w:t>
-      </w:r>
-      <w:hyperlink r:id="rId18">
-        <w:r>
-          <w:rPr>
-            <w:lang w:val="sw_KE" w:bidi="sw_KE"/>
-          </w:rPr>
-          <w:rPr>
-            <w:color w:val="0000EE"/>
-            <w:u w:val="single"/>
-          </w:rPr>
-          <w:t>Israeli</w:t>
-        </w:r>
-      </w:hyperlink>
-      <w:r>
-        <w:rPr>
-          <w:lang w:val="sw_KE" w:bidi="sw_KE"/>
-        </w:rPr>
-        <w:t xml:space="preserve"> kuwa na </w:t>
+        <w:t>mahali</w:t>
+      </w:r>
+      <w:r>
+        <w:rPr>
+          <w:lang w:val="sw_KE" w:bidi="sw_KE"/>
+        </w:rPr>
+        <w:t xml:space="preserve"> ambapo watu wanamwabudu Mungu. Hekalu katika Biblia ni mahali ambapo Mungu na watu wanakutana Jina lingine la hekalu ni </w:t>
       </w:r>
       <w:r>
         <w:rPr>
           <w:b/>
           <w:lang w:val="sw_KE" w:bidi="sw_KE"/>
         </w:rPr>
-        <w:t>wafalme</w:t>
-      </w:r>
-      <w:r>
-        <w:rPr>
-          <w:lang w:val="sw_KE" w:bidi="sw_KE"/>
-        </w:rPr>
-        <w:t>, Mungu aliwapa viongozi ambao waliwaita waamuzi. Mtu aliandika hadithi za waamuzi katika kitabu ambacho sasa tunaiita kitabu cha Waamuzi. Waamuzi tunaosikia kuhusu katika kitabu cha Waamuzi hawakutenda kama waamuzi wa jadi kwa sababu hawakuamua kila wakati ikiwa mtu alikuwa na hatia ya kuvunja sheria. Waamuzi hawa mara nyingi walikuwa viongozi wa kijeshi ambao waliwaokoa Waisraeli kutoka kwa maadui wao. Wakati mwingine, kama katika kesi ya Debora, waamuzi hawa walikuwa manabii viongozi ambao waliwasaidia Israeli kumfuata Mungu.</w:t>
+        <w:t>nyumba ya Mungu</w:t>
+      </w:r>
+      <w:r>
+        <w:rPr>
+          <w:lang w:val="sw_KE" w:bidi="sw_KE"/>
+        </w:rPr>
+        <w:t>.</w:t>
+      </w:r>
+    </w:p>
+    <w:p>
+      <w:pPr/>
+      <w:r>
+        <w:rPr>
+          <w:lang w:val="sw_KE" w:bidi="sw_KE"/>
+        </w:rPr>
+      </w:r>
+      <w:r>
+        <w:rPr>
+          <w:lang w:val="sw_KE" w:bidi="sw_KE"/>
+        </w:rPr>
+        <w:t xml:space="preserve">Makundi ya watu ambao waliishi karibu na </w:t>
+      </w:r>
+      <w:r>
+        <w:rPr>
+          <w:lang w:val="sw_KE" w:bidi="sw_KE"/>
+        </w:rPr>
+        <w:t>Israeli</w:t>
+      </w:r>
+      <w:r>
+        <w:rPr>
+          <w:lang w:val="sw_KE" w:bidi="sw_KE"/>
+        </w:rPr>
+        <w:t xml:space="preserve"> </w:t>
+      </w:r>
+      <w:r>
+        <w:rPr>
+          <w:lang w:val="sw_KE" w:bidi="sw_KE"/>
+        </w:rPr>
+        <w:t>waliabudu</w:t>
+      </w:r>
+      <w:r>
+        <w:rPr>
+          <w:lang w:val="sw_KE" w:bidi="sw_KE"/>
+        </w:rPr>
+        <w:t xml:space="preserve"> miungu mingi </w:t>
+      </w:r>
+      <w:r>
+        <w:rPr>
+          <w:lang w:val="sw_KE" w:bidi="sw_KE"/>
+        </w:rPr>
+        <w:t>tofauti</w:t>
+      </w:r>
+      <w:r>
+        <w:rPr>
+          <w:lang w:val="sw_KE" w:bidi="sw_KE"/>
+        </w:rPr>
+        <w:t xml:space="preserve">, na walikuwa na mahekalu mengi. Lakini Mungu aliwaruhusu </w:t>
+      </w:r>
+      <w:r>
+        <w:rPr>
+          <w:lang w:val="sw_KE" w:bidi="sw_KE"/>
+        </w:rPr>
+        <w:t>Waisraeli</w:t>
+      </w:r>
+      <w:r>
+        <w:rPr>
+          <w:lang w:val="sw_KE" w:bidi="sw_KE"/>
+        </w:rPr>
+        <w:t xml:space="preserve"> kumwabudu yeye tu, na kuwa na hekalu moja tu. Hekalu hili lilikuwa </w:t>
+      </w:r>
+      <w:r>
+        <w:rPr>
+          <w:lang w:val="sw_KE" w:bidi="sw_KE"/>
+        </w:rPr>
+        <w:t>Yerusalemu</w:t>
+      </w:r>
+      <w:r>
+        <w:rPr>
+          <w:lang w:val="sw_KE" w:bidi="sw_KE"/>
+        </w:rPr>
+        <w:t xml:space="preserve">, mji muhimu zaidi kwa </w:t>
+      </w:r>
+      <w:r>
+        <w:rPr>
+          <w:lang w:val="sw_KE" w:bidi="sw_KE"/>
+        </w:rPr>
+        <w:t>Wayahudi</w:t>
+      </w:r>
+      <w:r>
+        <w:rPr>
+          <w:lang w:val="sw_KE" w:bidi="sw_KE"/>
+        </w:rPr>
+        <w:t>.</w:t>
+      </w:r>
+    </w:p>
+    <w:p>
+      <w:pPr/>
+      <w:r>
+        <w:rPr>
+          <w:lang w:val="sw_KE" w:bidi="sw_KE"/>
+        </w:rPr>
+      </w:r>
+      <w:r>
+        <w:rPr>
+          <w:lang w:val="sw_KE" w:bidi="sw_KE"/>
+        </w:rPr>
+        <w:t xml:space="preserve">Miaka elfu kadhaa kabla ya kuzaliwa kwa Yesu, Mungu alikuwa amefungua kizazi cha </w:t>
+      </w:r>
+      <w:r>
+        <w:rPr>
+          <w:lang w:val="sw_KE" w:bidi="sw_KE"/>
+        </w:rPr>
+        <w:t>Ibrahimu</w:t>
+      </w:r>
+      <w:r>
+        <w:rPr>
+          <w:lang w:val="sw_KE" w:bidi="sw_KE"/>
+        </w:rPr>
+        <w:t xml:space="preserve">, Waisraeli, kutoka katika utumwa kule Misri. Kiongozi wa Waisraeli alikuwa Musa. Mungu alimpa Musa maagizo kuhusu ni njia gani inayofaa kwa Waisraeli kumwabudu Mungu. Because God is </w:t>
+      </w:r>
+      <w:r>
+        <w:rPr>
+          <w:lang w:val="sw_KE" w:bidi="sw_KE"/>
+        </w:rPr>
+        <w:t>holy</w:t>
+      </w:r>
+      <w:r>
+        <w:rPr>
+          <w:lang w:val="sw_KE" w:bidi="sw_KE"/>
+        </w:rPr>
+        <w:t xml:space="preserve">, and people are </w:t>
+      </w:r>
+      <w:r>
+        <w:rPr>
+          <w:lang w:val="sw_KE" w:bidi="sw_KE"/>
+        </w:rPr>
+        <w:t>sinful</w:t>
+      </w:r>
+      <w:r>
+        <w:rPr>
+          <w:lang w:val="sw_KE" w:bidi="sw_KE"/>
+        </w:rPr>
+        <w:t xml:space="preserve">, people can not just come to God as they are. Mungu hawezi kustahimili dhambi, na mtu yeyote ambaye angekuja kwa Mungu moja kwa moja angekufa. Lakini Mungu alifanya iwezekana watu kwenda kwake, wakati huo, kwa njia ya dhabihu na mila zingine ambazo ziliwafanya watu kuwa safi. Kuwa </w:t>
+      </w:r>
+      <w:r>
+        <w:rPr>
+          <w:lang w:val="sw_KE" w:bidi="sw_KE"/>
+        </w:rPr>
+        <w:t>safi</w:t>
+      </w:r>
+      <w:r>
+        <w:rPr>
+          <w:lang w:val="sw_KE" w:bidi="sw_KE"/>
+        </w:rPr>
+        <w:t xml:space="preserve"> ina maana; kukubaliwa mbele ya Mungu.</w:t>
+      </w:r>
+    </w:p>
+    <w:p>
+      <w:pPr/>
+      <w:r>
+        <w:rPr>
+          <w:lang w:val="sw_KE" w:bidi="sw_KE"/>
+        </w:rPr>
+      </w:r>
+      <w:r>
+        <w:rPr>
+          <w:lang w:val="sw_KE" w:bidi="sw_KE"/>
+        </w:rPr>
+        <w:t xml:space="preserve">Mungu alimwambia Musa </w:t>
+      </w:r>
+      <w:r>
+        <w:rPr>
+          <w:lang w:val="sw_KE" w:bidi="sw_KE"/>
+        </w:rPr>
+        <w:t>atengeneze</w:t>
+      </w:r>
+      <w:r>
+        <w:rPr>
+          <w:lang w:val="sw_KE" w:bidi="sw_KE"/>
+        </w:rPr>
+        <w:t xml:space="preserve"> hema maalum ambayo ingekuwa mahali ambapo watu wangeweza kukutana na Mungu salama. Hema hii ilikuwa kama hekalu la kubebeka. Popote watu walisafiri,walibeba hema hiyo.</w:t>
+      </w:r>
+    </w:p>
+    <w:p>
+      <w:pPr/>
+      <w:r>
+        <w:rPr>
+          <w:lang w:val="sw_KE" w:bidi="sw_KE"/>
+        </w:rPr>
+      </w:r>
+      <w:r>
+        <w:rPr>
+          <w:lang w:val="sw_KE" w:bidi="sw_KE"/>
+        </w:rPr>
+        <w:t xml:space="preserve">Baadaye, </w:t>
+      </w:r>
+      <w:r>
+        <w:rPr>
+          <w:lang w:val="sw_KE" w:bidi="sw_KE"/>
+        </w:rPr>
+        <w:t>Daudi</w:t>
+      </w:r>
+      <w:r>
+        <w:rPr>
+          <w:lang w:val="sw_KE" w:bidi="sw_KE"/>
+        </w:rPr>
+        <w:t xml:space="preserve"> alipokuwa </w:t>
+      </w:r>
+      <w:r>
+        <w:rPr>
+          <w:lang w:val="sw_KE" w:bidi="sw_KE"/>
+        </w:rPr>
+        <w:t>mfalme</w:t>
+      </w:r>
+      <w:r>
+        <w:rPr>
+          <w:lang w:val="sw_KE" w:bidi="sw_KE"/>
+        </w:rPr>
+        <w:t xml:space="preserve"> wa Israeli, alitaka kubadilisha hekalu hili la kubebeka, hema, na jengo la kudumu. Mungu hakumruhusu Daudi kumjengea hekalu kwa sababu Daudi alikuwa askari na alikuwa amewaua watu. Lakini Mungu alimwambia Daudi kwamba mwana wa Daudi angeweza kumjengea Mungu hekalu hilo. Na Mungu alimruhusu Daudi kumpa mwana wake maagizo kuhusu namna ya kujenga hekalu hilo.</w:t>
+      </w:r>
+    </w:p>
+    <w:p>
+      <w:pPr/>
+      <w:r>
+        <w:rPr>
+          <w:lang w:val="sw_KE" w:bidi="sw_KE"/>
+        </w:rPr>
+      </w:r>
+      <w:r>
+        <w:rPr>
+          <w:lang w:val="sw_KE" w:bidi="sw_KE"/>
+        </w:rPr>
+        <w:t xml:space="preserve">Mfalme Sulemani, mwana wa Daudi, kwa kweli alimjengea Mungu hekalu la kifahari. Hata hivyo, Sulemani alitambua kwamba Mungu ni mkubwa sana kuishi katika hekalu; alisema kwamba hata </w:t>
+      </w:r>
+      <w:r>
+        <w:rPr>
+          <w:lang w:val="sw_KE" w:bidi="sw_KE"/>
+        </w:rPr>
+        <w:t>mbingu</w:t>
+      </w:r>
+      <w:r>
+        <w:rPr>
+          <w:lang w:val="sw_KE" w:bidi="sw_KE"/>
+        </w:rPr>
+        <w:t xml:space="preserve"> haikuwa kubwa kwa Mungu Na kwa hivyo, ukweli kwamba Mungu alikuwa tayari kuja duniani na kuita mahali ndogo kama hekalu, katikati ya watu wenye dhambi, nyumba yake, ilikuwa thibitisho, jinsi Mungu alivyowapenda watu.</w:t>
+      </w:r>
+    </w:p>
+    <w:p>
+      <w:pPr/>
+      <w:r>
+        <w:rPr>
+          <w:lang w:val="sw_KE" w:bidi="sw_KE"/>
+        </w:rPr>
+      </w:r>
+      <w:r>
+        <w:rPr>
+          <w:lang w:val="sw_KE" w:bidi="sw_KE"/>
+        </w:rPr>
+        <w:t>Baadaye, maadui wa Waisraeli waliharibu hekalu hili. Mungu aliruhusu hii kutokea kwa sababu Waisraeli walikosa kuwa waaminifu kwa Mungu na walikuwa wameanza kuabudu miungu mingine. Waisraeli walifukuzwa nchini mwao na hawakuweza kufanya ibada katika hekalu tena.</w:t>
+      </w:r>
+    </w:p>
+    <w:p>
+      <w:pPr/>
+      <w:r>
+        <w:rPr>
+          <w:lang w:val="sw_KE" w:bidi="sw_KE"/>
+        </w:rPr>
+      </w:r>
+      <w:r>
+        <w:rPr>
+          <w:lang w:val="sw_KE" w:bidi="sw_KE"/>
+        </w:rPr>
+        <w:t xml:space="preserve">Lakini baada ya miaka mingi, Mungu aliwaruhusu Waisraeli-ambao kwa wakati huo waliitwa </w:t>
+      </w:r>
+      <w:r>
+        <w:rPr>
+          <w:lang w:val="sw_KE" w:bidi="sw_KE"/>
+        </w:rPr>
+        <w:t>Wayahudi</w:t>
+      </w:r>
+      <w:r>
+        <w:rPr>
+          <w:lang w:val="sw_KE" w:bidi="sw_KE"/>
+        </w:rPr>
+        <w:t>-kurudi nchini. Wayahudi walijengea Mungu hekalu jipya. Hekalu hili lilikuwa ndogo sana kuliko lile la kwanza.</w:t>
+      </w:r>
+    </w:p>
+    <w:p>
+      <w:pPr/>
+      <w:r>
+        <w:rPr>
+          <w:lang w:val="sw_KE" w:bidi="sw_KE"/>
+        </w:rPr>
+      </w:r>
+      <w:r>
+        <w:rPr>
+          <w:lang w:val="sw_KE" w:bidi="sw_KE"/>
+        </w:rPr>
+        <w:t>Takriban miaka 20 kabla ya kuzaliwa kwa Yesu, mtawala aliyeitwa mfalme Herode alianza kugeuza hekalu hilo dogo kuwa kitu kikubwa sana na cha kuvutia. Alifanya hivyo kwa sababu alitaka kuwafurahisha Wayahudi ili waweze kuunga mkono utawala wake. Wakati wa Yesu, kazi katika hekalu hili bado ilikuwa inaendelea.</w:t>
+      </w:r>
+    </w:p>
+    <w:p>
+      <w:pPr/>
+      <w:r>
+        <w:rPr>
+          <w:lang w:val="sw_KE" w:bidi="sw_KE"/>
+        </w:rPr>
+      </w:r>
+      <w:r>
+        <w:rPr>
+          <w:lang w:val="sw_KE" w:bidi="sw_KE"/>
+        </w:rPr>
+        <w:t xml:space="preserve">Mahekalu haya yote, na hema ya kubebeka pia, yalikuwa na muundo sawa wa msingi, na mila sawa zilifanywa. Kulikuwa na ua mbele ya hekalu. Hapa </w:t>
+      </w:r>
+      <w:r>
+        <w:rPr>
+          <w:lang w:val="sw_KE" w:bidi="sw_KE"/>
+        </w:rPr>
+        <w:t>ndipo</w:t>
+      </w:r>
+      <w:r>
+        <w:rPr>
+          <w:lang w:val="sw_KE" w:bidi="sw_KE"/>
+        </w:rPr>
+        <w:t xml:space="preserve"> makuhani na Walawi walifanya kazi kufanya dhabihu ambazo Waisraeli walitoa </w:t>
+      </w:r>
+      <w:r>
+        <w:rPr>
+          <w:lang w:val="sw_KE" w:bidi="sw_KE"/>
+        </w:rPr>
+        <w:t>Walawi</w:t>
+      </w:r>
+      <w:r>
+        <w:rPr>
+          <w:lang w:val="sw_KE" w:bidi="sw_KE"/>
+        </w:rPr>
+        <w:t xml:space="preserve"> ni </w:t>
+      </w:r>
+      <w:r>
+        <w:rPr>
+          <w:lang w:val="sw_KE" w:bidi="sw_KE"/>
+        </w:rPr>
+        <w:t>uzao</w:t>
+      </w:r>
+      <w:r>
+        <w:rPr>
+          <w:lang w:val="sw_KE" w:bidi="sw_KE"/>
+        </w:rPr>
+        <w:t xml:space="preserve"> wa Lawi, ambaye alikuwa mmoja wa wajukuu wa Ibrahimu. Mungu alikuwa amewatenga Walawi ili kutunza hekalu la Mungu. Makuhani walikuwa Walawi wenye kazi maalum ya kufanya dhabihu. </w:t>
+      </w:r>
+      <w:r>
+        <w:rPr>
+          <w:lang w:val="sw_KE" w:bidi="sw_KE"/>
+        </w:rPr>
+        <w:t>Dhabihu</w:t>
+      </w:r>
+      <w:r>
+        <w:rPr>
+          <w:lang w:val="sw_KE" w:bidi="sw_KE"/>
+        </w:rPr>
+        <w:t xml:space="preserve"> ni zawadi ambazo watu wanamtolea Mungu ili kumshukuru au kuomba msamaha wa </w:t>
+      </w:r>
+      <w:r>
+        <w:rPr>
+          <w:lang w:val="sw_KE" w:bidi="sw_KE"/>
+        </w:rPr>
+        <w:t>dhambi</w:t>
+      </w:r>
+      <w:r>
+        <w:rPr>
+          <w:lang w:val="sw_KE" w:bidi="sw_KE"/>
+        </w:rPr>
+        <w:t>. Dhabihu inaweza kuwa mnyama ambaye aliuawa na kuchomwa moto, au inaweza kuwa mafuta yenye harufu tamu au chakula cha aina fulani - hii inategemea sababu ya dhabihu.</w:t>
+      </w:r>
+    </w:p>
+    <w:p>
+      <w:pPr/>
+      <w:r>
+        <w:rPr>
+          <w:lang w:val="sw_KE" w:bidi="sw_KE"/>
+        </w:rPr>
+      </w:r>
+      <w:r>
+        <w:rPr>
+          <w:lang w:val="sw_KE" w:bidi="sw_KE"/>
+        </w:rPr>
+        <w:t xml:space="preserve">Hema yenyewe iligawanywa katika sehemu mbili. Sehemu ya kwanza iliitwa "mahali patakatifu." Makuhani tu ndio wangeweza kuingia mahali hapo. Ndani ya mahali humo kulikuwa na meza yenye mikate 12 ambayo makuhani walibadilisha kila wiki, taa ya </w:t>
+      </w:r>
+      <w:r>
+        <w:rPr>
+          <w:lang w:val="sw_KE" w:bidi="sw_KE"/>
+        </w:rPr>
+        <w:t>mafuta ambayo</w:t>
+      </w:r>
+      <w:r>
+        <w:rPr>
+          <w:lang w:val="sw_KE" w:bidi="sw_KE"/>
+        </w:rPr>
+        <w:t xml:space="preserve"> iliwashwa moto kila wakati, na madhabahu </w:t>
+      </w:r>
+      <w:r>
+        <w:rPr>
+          <w:lang w:val="sw_KE" w:bidi="sw_KE"/>
+        </w:rPr>
+        <w:t>ndogo</w:t>
+      </w:r>
+      <w:r>
+        <w:rPr>
+          <w:lang w:val="sw_KE" w:bidi="sw_KE"/>
+        </w:rPr>
+        <w:t xml:space="preserve"> ambayo kuhani alichoma viungo vyenye harufu tamu sana. Vitu hivi vyote vilikuwa ishara, au picha, za maana fulani muhimu. Makuhani walikula mikate hii, pengine kama ishara ya kuwa na mlo pamoja na Mungu; hii ilionyesha uhusiano mzuri ambao watu wanaweza kuwa nao na Mungu. Mafuta katika Biblia mara nyingi ni ishara ya </w:t>
+      </w:r>
+      <w:r>
+        <w:rPr>
+          <w:lang w:val="sw_KE" w:bidi="sw_KE"/>
+        </w:rPr>
+        <w:t>Roho Mtakatifu</w:t>
+      </w:r>
+      <w:r>
+        <w:rPr>
+          <w:lang w:val="sw_KE" w:bidi="sw_KE"/>
+        </w:rPr>
+        <w:t xml:space="preserve">, kwa nguvu za Mungu. Kwa hiyo taa ya mafuta ilikuwa ishara ya Mungu kuwa pamoja na watu. Na viungo vyenye harufu tamu vilikuwa ishara ya sala ambazo </w:t>
+      </w:r>
+      <w:r>
+        <w:rPr>
+          <w:lang w:val="sw_KE" w:bidi="sw_KE"/>
+        </w:rPr>
+        <w:t>watu</w:t>
+      </w:r>
+      <w:r>
+        <w:rPr>
+          <w:lang w:val="sw_KE" w:bidi="sw_KE"/>
+        </w:rPr>
+        <w:t xml:space="preserve"> walimtolea Mungu.</w:t>
+      </w:r>
+    </w:p>
+    <w:p>
+      <w:pPr/>
+      <w:r>
+        <w:rPr>
+          <w:lang w:val="sw_KE" w:bidi="sw_KE"/>
+        </w:rPr>
+      </w:r>
+      <w:r>
+        <w:rPr>
+          <w:lang w:val="sw_KE" w:bidi="sw_KE"/>
+        </w:rPr>
+        <w:t xml:space="preserve">Mwishoni mwa mahali patakatifu pazia nzito ulitundiwa. Nyuma ya pazia hili kulikuwa mahali patakatifu zaidi. Ndani ya mahali hapa patakatifu palikuwa </w:t>
+      </w:r>
+      <w:r>
+        <w:rPr>
+          <w:b/>
+          <w:lang w:val="sw_KE" w:bidi="sw_KE"/>
+        </w:rPr>
+        <w:t>sanduku la agano</w:t>
+      </w:r>
+      <w:r>
+        <w:rPr>
+          <w:lang w:val="sw_KE" w:bidi="sw_KE"/>
+        </w:rPr>
+        <w:t xml:space="preserve">, ambalo ni sanduku la mbao. Hii ilikuwa mahali patakatifu zaidi, kwa sababu Mungu mwenyewe alikuwa mahali hapa. Ni kuhani </w:t>
+      </w:r>
+      <w:r>
+        <w:rPr>
+          <w:lang w:val="sw_KE" w:bidi="sw_KE"/>
+        </w:rPr>
+        <w:t>mkuu tu-kuhani</w:t>
+      </w:r>
+      <w:r>
+        <w:rPr>
+          <w:lang w:val="sw_KE" w:bidi="sw_KE"/>
+        </w:rPr>
+        <w:t xml:space="preserve"> muhimu zaidi-ndiye anayeweza kuingia mahali hapa, na angeweza kuingia mara moja tu kwa mwaka. Hii ilitokea katika "siku ya upatanisho," siku kubwa ya msamaha. Hata ingawa Waisraeli waliomba Mungu msamaha wa dhambi zao kwa mwaka wote, mara moja kwa mwaka kuhani mkuu angeomba msamaha wa dhambi zote ambazo watu wote walikuwa wamefanya bila kujua mwaka uliopita. Dhambi ambazo watu walifanya ilifanya hema ya kukutania </w:t>
+      </w:r>
+      <w:r>
+        <w:rPr>
+          <w:lang w:val="sw_KE" w:bidi="sw_KE"/>
+        </w:rPr>
+        <w:t>iwe najisi</w:t>
+      </w:r>
+      <w:r>
+        <w:rPr>
+          <w:lang w:val="sw_KE" w:bidi="sw_KE"/>
+        </w:rPr>
+        <w:t>, au isiyofaa kwa huduma kwa Mungu. Mojawapo kati ya mambo ambayo kuhani mkuu alifanya katika siku kuu ya msamaha ilikuwa kuingia mahali hapa patakatifu zaidi na kueneza damu juu ya sanduku la agano. Hii iliashiria kwamba hekalu lilifanywa safi tena kwa dhambi zote ambazo watu walikuwa wamefanya.</w:t>
+      </w:r>
+    </w:p>
+    <w:p>
+      <w:pPr/>
+      <w:r>
+        <w:rPr>
+          <w:lang w:val="sw_KE" w:bidi="sw_KE"/>
+        </w:rPr>
+      </w:r>
+      <w:r>
+        <w:rPr>
+          <w:lang w:val="sw_KE" w:bidi="sw_KE"/>
+        </w:rPr>
+        <w:t xml:space="preserve">Hekalu lilisimama Yerusalemu, mji muhimu zaidi wa Israeli. Wayahudi wangesafiri kwenda Yerusalemu kusherehekea sherehe muhimu na mila katika hekalu. Katika wakati wa Yesu, kulikuwa na ua kadhaa karibu na hekalu. Ikiwa ulikuwa </w:t>
+      </w:r>
+      <w:r>
+        <w:rPr>
+          <w:b/>
+          <w:lang w:val="sw_KE" w:bidi="sw_KE"/>
+        </w:rPr>
+        <w:t>mgeni</w:t>
+      </w:r>
+      <w:r>
+        <w:rPr>
+          <w:lang w:val="sw_KE" w:bidi="sw_KE"/>
+        </w:rPr>
+        <w:t xml:space="preserve"> anayetembelea hekalu, ungeweza kuja tu kwenye ua wa nje. Wanawake wa </w:t>
+      </w:r>
+      <w:r>
+        <w:rPr>
+          <w:b/>
+          <w:lang w:val="sw_KE" w:bidi="sw_KE"/>
+        </w:rPr>
+        <w:t>Kiyahudi</w:t>
+      </w:r>
+      <w:r>
+        <w:rPr>
+          <w:lang w:val="sw_KE" w:bidi="sw_KE"/>
+        </w:rPr>
+        <w:t xml:space="preserve"> wangeweza kuingia kwenye ua uliofuata Wanaume wa </w:t>
+      </w:r>
+      <w:r>
+        <w:rPr>
+          <w:b/>
+          <w:lang w:val="sw_KE" w:bidi="sw_KE"/>
+        </w:rPr>
+        <w:t>kiyahudi</w:t>
+      </w:r>
+      <w:r>
+        <w:rPr>
+          <w:lang w:val="sw_KE" w:bidi="sw_KE"/>
+        </w:rPr>
+        <w:t xml:space="preserve"> wangeweza kwenda kwenye ua lilokua baada ya ua moja zaidi. Makuhani tu ndio wangeweza kuingia kwenye ua ambamo dhabihu zilifanywa. Katika Agano la Kale, hatuoni sheria hizi kuhusu ua. Hizi zilikuwa sheria ambazo Wayahudi walikuwa wamejitengeneza.</w:t>
+      </w:r>
+    </w:p>
+    <w:p>
+      <w:pPr/>
+      <w:r>
+        <w:rPr>
+          <w:lang w:val="sw_KE" w:bidi="sw_KE"/>
+        </w:rPr>
+      </w:r>
+      <w:r>
+        <w:rPr>
+          <w:lang w:val="sw_KE" w:bidi="sw_KE"/>
+        </w:rPr>
+        <w:t xml:space="preserve">Lakini hata katika Agano la Kale, makuhani tu </w:t>
+      </w:r>
+      <w:r>
+        <w:rPr>
+          <w:b/>
+          <w:lang w:val="sw_KE" w:bidi="sw_KE"/>
+        </w:rPr>
+        <w:t>ndio</w:t>
+      </w:r>
+      <w:r>
+        <w:rPr>
+          <w:lang w:val="sw_KE" w:bidi="sw_KE"/>
+        </w:rPr>
+        <w:t xml:space="preserve"> wangeweza kuingia hekaluni, na kuhani mkuu tu ndiye angeweza kupita pazia nzito hadi mahali patakatifu zaidi. Hii yote iliwaonyesha watu jinsi Mungu alivyokuwa mtakatifu, na jinsi alivyokuwa tofauti na aliyetengwa na watu. Yesu alipokufa </w:t>
+      </w:r>
+      <w:r>
+        <w:rPr>
+          <w:lang w:val="sw_KE" w:bidi="sw_KE"/>
+        </w:rPr>
+        <w:t>msalabani</w:t>
+      </w:r>
+      <w:r>
+        <w:rPr>
+          <w:lang w:val="sw_KE" w:bidi="sw_KE"/>
+        </w:rPr>
+        <w:t>, kitu cha ajabu sana kilitokea ndani ya hekalu. Kitabu cha Mathayo kinatuambia kwamba pazia la hekalu lilipasuliwa nusu kutoka juu hadi chini! Hii ilionyesha kwamba kwa sababu ya kifo cha Yesu utengano huu mkubwa kati ya Mungu na watu ulifika mwisho. Dhabihu ya Yesu iliwezesha watu kumkaribia Mungu sasa bila woga na kusita.</w:t>
+      </w:r>
+    </w:p>
+    <w:p>
+      <w:pPr/>
+      <w:r>
+        <w:rPr>
+          <w:lang w:val="sw_KE" w:bidi="sw_KE"/>
+        </w:rPr>
+      </w:r>
+      <w:r>
+        <w:rPr>
+          <w:lang w:val="sw_KE" w:bidi="sw_KE"/>
+        </w:rPr>
+        <w:t>Takriban miaka 40 baada ya Yesu kurudi mbinguni, Warumi waliharibu hekalu hili. Wayahudi walikuwa wameasi dhidi ya Warumi, ambao walikuwa wakiwatawala, na kwa sababu hiyo Warumi walichoma Yerusalemu na kuharibu hekalu kabisa. Baada ya hii, Wayahudi hawakuweza kujenga hekalu tena.</w:t>
+      </w:r>
+    </w:p>
+    <w:p>
+      <w:pPr/>
+      <w:r>
+        <w:rPr>
+          <w:lang w:val="sw_KE" w:bidi="sw_KE"/>
+        </w:rPr>
+      </w:r>
+      <w:r>
+        <w:rPr>
+          <w:lang w:val="sw_KE" w:bidi="sw_KE"/>
+        </w:rPr>
+        <w:t xml:space="preserve">Paulo katika barua yake aliwaambia watu kwamba </w:t>
+      </w:r>
+      <w:r>
+        <w:rPr>
+          <w:lang w:val="sw_KE" w:bidi="sw_KE"/>
+        </w:rPr>
+        <w:t>kanisa</w:t>
+      </w:r>
+      <w:r>
+        <w:rPr>
+          <w:lang w:val="sw_KE" w:bidi="sw_KE"/>
+        </w:rPr>
+        <w:t xml:space="preserve">, </w:t>
+      </w:r>
+      <w:r>
+        <w:rPr>
+          <w:lang w:val="sw_KE" w:bidi="sw_KE"/>
+        </w:rPr>
+        <w:t>waumini</w:t>
+      </w:r>
+      <w:r>
+        <w:rPr>
+          <w:lang w:val="sw_KE" w:bidi="sw_KE"/>
+        </w:rPr>
+        <w:t xml:space="preserve"> ambao sasa wako katika Yesu pamoja, sasa ni hekalu la Mungu. Jamii ya waumini ni mahali ambapo Mungu anaishi duniani, na mahali ambapo watu wanaweza kukutana na Mungu.</w:t>
+      </w:r>
+    </w:p>
+    <w:p>
+      <w:pPr/>
+      <w:r>
+        <w:rPr>
+          <w:lang w:val="sw_KE" w:bidi="sw_KE"/>
+        </w:rPr>
+      </w:r>
+      <w:r>
+        <w:rPr>
+          <w:lang w:val="sw_KE" w:bidi="sw_KE"/>
+        </w:rPr>
+        <w:t>Katika kitabu cha Ufunuo tunasikia kwamba Yesu atakaporudi kutawala dunia, hakutakuwa na hekalu lingine. Hakutakuwa na haja ya hekalu, kwa sababu Mungu ataishi kati ya watu-bila kujitenga kwokwote!</w:t>
+      </w:r>
+    </w:p>
+    <w:p>
+      <w:pPr/>
+      <w:r>
+        <w:rPr>
+          <w:lang w:val="sw_KE" w:bidi="sw_KE"/>
+        </w:rPr>
+      </w:r>
+      <w:r>
+        <w:rPr>
+          <w:lang w:val="sw_KE" w:bidi="sw_KE"/>
+        </w:rPr>
+        <w:t>Tunapata maneno mengine katika Biblia ambayo yanatumiwa badala ya hekalu, kama vile:</w:t>
+      </w:r>
+    </w:p>
+    <w:p>
+      <w:pPr/>
+      <w:r>
+        <w:rPr>
+          <w:lang w:val="sw_KE" w:bidi="sw_KE"/>
+        </w:rPr>
+      </w:r>
+      <w:r>
+        <w:rPr>
+          <w:lang w:val="sw_KE" w:bidi="sw_KE"/>
+        </w:rPr>
+        <w:t xml:space="preserve">Biblia pia inataja mahekalu ambayo yalitolea kwa miungu ambayo watu wengine walikuwa wakiabudu, kama vile hekalu la Dagoni katika kitabu cha Waamuzi au hekalu la Artemis katika kitabu cha Matendo. Mahekalu haya yalikuwa tofauti sana na hekalu katika Yerusalemu na daima lilikuwa na </w:t>
+      </w:r>
+      <w:r>
+        <w:rPr>
+          <w:lang w:val="sw_KE" w:bidi="sw_KE"/>
+        </w:rPr>
+        <w:t>sanamu</w:t>
+      </w:r>
+      <w:r>
+        <w:rPr>
+          <w:lang w:val="sw_KE" w:bidi="sw_KE"/>
+        </w:rPr>
+        <w:t>, sanamu ya miungu hii. Hekalu la Mungu halikuwa na sanamu, kwa sababu Mungu alikuwa amewakataza watu kutengeneza sanamu ya Mungu.</w:t>
+      </w:r>
+    </w:p>
+    <w:p>
+      <w:pPr/>
+      <w:r>
+        <w:rPr>
+          <w:lang w:val="sw_KE" w:bidi="sw_KE"/>
+        </w:rPr>
+      </w:r>
+      <w:r>
+        <w:rPr>
+          <w:b/>
+          <w:lang w:val="sw_KE" w:bidi="sw_KE"/>
+        </w:rPr>
+        <w:t>Wakati wa kutafsiri "kuamini" kuwa mwangalifu kuhusu mambo yafuatayo:</w:t>
+      </w:r>
+    </w:p>
+    <w:p>
+      <w:pPr/>
+      <w:r>
+        <w:rPr>
+          <w:lang w:val="sw_KE" w:bidi="sw_KE"/>
+        </w:rPr>
+      </w:r>
+      <w:r>
+        <w:rPr>
+          <w:lang w:val="sw_KE" w:bidi="sw_KE"/>
+        </w:rPr>
+        <w:t>Lugha yako inaweza kuwa na neno ambalo hutumiwa kuashiria mahali pa ibada ambapo pametolewa kwa mungu maalum katika utamaduni wako. Neno hili linaweza kuwa sio sahihi kwa neno "hekalu" katika Biblia, isipokuwa utatoa maelezo kuhusu utofauti. Unaweza sema "hekalu la Mungu" ili kuweka wazi kwamba ni tofauti na mahekalu katika jamii yako.</w:t>
+      </w:r>
+    </w:p>
+    <w:p>
+      <w:pPr/>
+      <w:r>
+        <w:rPr>
+          <w:lang w:val="sw_KE" w:bidi="sw_KE"/>
+        </w:rPr>
+      </w:r>
+      <w:r>
+        <w:rPr>
+          <w:lang w:val="sw_KE" w:bidi="sw_KE"/>
+        </w:rPr>
+        <w:t>Majina mengine yanayotumiwa kuashiria hekalu ni:</w:t>
+      </w:r>
+    </w:p>
+    <w:p>
+      <w:pPr/>
+      <w:r>
+        <w:rPr>
+          <w:lang w:val="sw_KE" w:bidi="sw_KE"/>
+        </w:rPr>
+      </w:r>
+      <w:r>
+        <w:rPr>
+          <w:lang w:val="sw_KE" w:bidi="sw_KE"/>
+        </w:rPr>
+        <w:t xml:space="preserve">Kumbuka kwamba utahitaji neno lingine kuashiria hema ya </w:t>
+      </w:r>
+      <w:r>
+        <w:rPr>
+          <w:lang w:val="sw_KE" w:bidi="sw_KE"/>
+        </w:rPr>
+        <w:t>kukutania</w:t>
+      </w:r>
+      <w:r>
+        <w:rPr>
+          <w:lang w:val="sw_KE" w:bidi="sw_KE"/>
+        </w:rPr>
+        <w:t>.</w:t>
+      </w:r>
+    </w:p>
+    <w:p>
+      <w:pPr/>
+      <w:r>
+        <w:rPr>
+          <w:lang w:val="sw_KE" w:bidi="sw_KE"/>
+        </w:rPr>
+      </w:r>
+      <w:r>
+        <w:rPr>
+          <w:lang w:val="sw_KE" w:bidi="sw_KE"/>
+        </w:rPr>
+        <w:t xml:space="preserve">Pia, kuwa mwangalifu ili watu wasichanganyike na neno ulilochagua kumaanisha </w:t>
+      </w:r>
+      <w:r>
+        <w:rPr>
+          <w:lang w:val="sw_KE" w:bidi="sw_KE"/>
+        </w:rPr>
+        <w:t>sinagogi</w:t>
+      </w:r>
+      <w:r>
+        <w:rPr>
+          <w:lang w:val="sw_KE" w:bidi="sw_KE"/>
+        </w:rPr>
+        <w:t>. Sinagogi lilikuwa mahali ambapo Wayahudi walikutana kwa ajili ya sala na kujifunza neno la Mungu. Watu hawakuleta dhabihu katika sinagogi. Kulikuwa na masinagogi mengi, ilihali kulikua hekalu moja tu.</w:t>
       </w:r>
       <w:r>
         <w:rPr>
@@ -536,184 +1522,410 @@
         <w:rPr>
           <w:lang w:val="sw_KE" w:bidi="sw_KE"/>
         </w:rPr>
-        <w:t>Hebroni</w:t>
-      </w:r>
-      <w:r>
-        <w:rPr>
-          <w:lang w:val="sw_KE" w:bidi="sw_KE"/>
-        </w:rPr>
-      </w:r>
-    </w:p>
-    <w:p>
-      <w:pPr/>
-      <w:r>
-        <w:rPr>
-          <w:lang w:val="sw_KE" w:bidi="sw_KE"/>
-        </w:rPr>
-      </w:r>
-      <w:r>
-        <w:rPr>
-          <w:lang w:val="sw_KE" w:bidi="sw_KE"/>
-        </w:rPr>
-        <w:t xml:space="preserve">Katika Agano la Kale, </w:t>
+        <w:t>hema</w:t>
+      </w:r>
+      <w:r>
+        <w:rPr>
+          <w:lang w:val="sw_KE" w:bidi="sw_KE"/>
+        </w:rPr>
+      </w:r>
+    </w:p>
+    <w:p>
+      <w:pPr/>
+      <w:r>
+        <w:rPr>
+          <w:lang w:val="sw_KE" w:bidi="sw_KE"/>
+        </w:rPr>
+      </w:r>
+      <w:r>
+        <w:rPr>
+          <w:lang w:val="sw_KE" w:bidi="sw_KE"/>
+        </w:rPr>
+        <w:t xml:space="preserve">Hema </w:t>
       </w:r>
       <w:r>
         <w:rPr>
           <w:b/>
           <w:lang w:val="sw_KE" w:bidi="sw_KE"/>
         </w:rPr>
-        <w:t>Hebron</w:t>
-      </w:r>
-      <w:r>
-        <w:rPr>
-          <w:lang w:val="sw_KE" w:bidi="sw_KE"/>
-        </w:rPr>
-        <w:t xml:space="preserve"> ni jina la mji katika </w:t>
-      </w:r>
-      <w:hyperlink r:id="rId18">
-        <w:r>
-          <w:rPr>
-            <w:lang w:val="sw_KE" w:bidi="sw_KE"/>
-          </w:rPr>
-          <w:rPr>
-            <w:color w:val="0000EE"/>
-            <w:u w:val="single"/>
-          </w:rPr>
-          <w:t>Israeli</w:t>
-        </w:r>
-      </w:hyperlink>
-      <w:r>
-        <w:rPr>
-          <w:lang w:val="sw_KE" w:bidi="sw_KE"/>
-        </w:rPr>
-        <w:t xml:space="preserve"> ambapo hadithi kadhaa muhimu zilifanyika.</w:t>
-      </w:r>
-    </w:p>
-    <w:p>
-      <w:pPr/>
-      <w:r>
-        <w:rPr>
-          <w:lang w:val="sw_KE" w:bidi="sw_KE"/>
-        </w:rPr>
-      </w:r>
-      <w:r>
-        <w:rPr>
-          <w:lang w:val="sw_KE" w:bidi="sw_KE"/>
-        </w:rPr>
-        <w:t xml:space="preserve">Kabla ya mahali pa kuwa mji, ilikuwa mahali ambapo </w:t>
-      </w:r>
-      <w:hyperlink r:id="rId19">
-        <w:r>
-          <w:rPr>
-            <w:lang w:val="sw_KE" w:bidi="sw_KE"/>
-          </w:rPr>
-          <w:rPr>
-            <w:color w:val="0000EE"/>
-            <w:u w:val="single"/>
-          </w:rPr>
-          <w:t>Ibrahimu</w:t>
-        </w:r>
-      </w:hyperlink>
-      <w:r>
-        <w:rPr>
-          <w:lang w:val="sw_KE" w:bidi="sw_KE"/>
-        </w:rPr>
-        <w:t xml:space="preserve"> aliishi kwa muda fulani. Wakati huo, mahali pa kuzungumza iliitwa Mamre, lakini watu pia walijua kama Kiriath-arba. Kwanza Sara, na baadaye Ibrahimu pia, alikufa na kuzikwa katika mahali hapa. Mwana wao Isaka, mke wake Rebeka, na mwana wao Yakobo na mke Lea pia walizikwa huko.</w:t>
-      </w:r>
-    </w:p>
-    <w:p>
-      <w:pPr/>
-      <w:r>
-        <w:rPr>
-          <w:lang w:val="sw_KE" w:bidi="sw_KE"/>
-        </w:rPr>
-      </w:r>
-      <w:r>
-        <w:rPr>
-          <w:lang w:val="sw_KE" w:bidi="sw_KE"/>
-        </w:rPr>
-        <w:t xml:space="preserve">Baadaye sana, wakati wa wakati ambapo Yoshua alikuwa akiwaongoza </w:t>
+        <w:t>lilikuwa</w:t>
+      </w:r>
+      <w:r>
+        <w:rPr>
+          <w:lang w:val="sw_KE" w:bidi="sw_KE"/>
+        </w:rPr>
+        <w:t xml:space="preserve"> hema ambapo Waisraeli </w:t>
+      </w:r>
+      <w:r>
+        <w:rPr>
+          <w:lang w:val="sw_KE" w:bidi="sw_KE"/>
+        </w:rPr>
+        <w:t>waliabudu</w:t>
+      </w:r>
+      <w:r>
+        <w:rPr>
+          <w:lang w:val="sw_KE" w:bidi="sw_KE"/>
+        </w:rPr>
+        <w:t xml:space="preserve"> Mungu. Jina lingine la hema ni "hema la mkutano," kwa sababu hema hii ilikuwa mahali ambapo Waisraeli wangeweza kukutana na Mungu.</w:t>
+      </w:r>
+    </w:p>
+    <w:p>
+      <w:pPr/>
+      <w:r>
+        <w:rPr>
+          <w:lang w:val="sw_KE" w:bidi="sw_KE"/>
+        </w:rPr>
+      </w:r>
+      <w:r>
+        <w:rPr>
+          <w:lang w:val="sw_KE" w:bidi="sw_KE"/>
+        </w:rPr>
+        <w:t xml:space="preserve">Miaka elfu kadhaa kabla ya kuzaliwa kwa Yesu, Mungu alikuwa amefungua kizazi cha </w:t>
+      </w:r>
+      <w:r>
+        <w:rPr>
+          <w:lang w:val="sw_KE" w:bidi="sw_KE"/>
+        </w:rPr>
+        <w:t>Ibrahimu</w:t>
+      </w:r>
+      <w:r>
+        <w:rPr>
+          <w:lang w:val="sw_KE" w:bidi="sw_KE"/>
+        </w:rPr>
+        <w:t xml:space="preserve">, Waisraeli, kutoka katika utumwa kule Misri. Kiongozi wa Waisraeli alikuwa Musa. Mungu alimpa Musa maagizo kuhusu ni njia gani inayofaa kwa Waisraeli </w:t>
+      </w:r>
+      <w:r>
+        <w:rPr>
+          <w:lang w:val="sw_KE" w:bidi="sw_KE"/>
+        </w:rPr>
+        <w:t>kumwabudu</w:t>
+      </w:r>
+      <w:r>
+        <w:rPr>
+          <w:lang w:val="sw_KE" w:bidi="sw_KE"/>
+        </w:rPr>
+        <w:t xml:space="preserve"> Mungu. Kwa sababu Mungu ni </w:t>
+      </w:r>
+      <w:r>
+        <w:rPr>
+          <w:lang w:val="sw_KE" w:bidi="sw_KE"/>
+        </w:rPr>
+        <w:t>mtakatifu</w:t>
+      </w:r>
+      <w:r>
+        <w:rPr>
+          <w:lang w:val="sw_KE" w:bidi="sw_KE"/>
+        </w:rPr>
+        <w:t xml:space="preserve">, na watu ni wenye </w:t>
+      </w:r>
+      <w:r>
+        <w:rPr>
+          <w:lang w:val="sw_KE" w:bidi="sw_KE"/>
+        </w:rPr>
+        <w:t>dhambi</w:t>
+      </w:r>
+      <w:r>
+        <w:rPr>
+          <w:lang w:val="sw_KE" w:bidi="sw_KE"/>
+        </w:rPr>
+        <w:t xml:space="preserve">, watu hawawezi tu kuja kwa Mungu jinsi walivyo. Mungu hawezi kustahimili dhambi, na mtu yeyote ambaye angekuja kwa Mungu moja kwa moja angekufa. Lakini Mungu alifanya iwezekana watu kwenda kwake, wakati huo, kwa </w:t>
+      </w:r>
+      <w:r>
+        <w:rPr>
+          <w:lang w:val="sw_KE" w:bidi="sw_KE"/>
+        </w:rPr>
+        <w:t>njia</w:t>
+      </w:r>
+      <w:r>
+        <w:rPr>
+          <w:lang w:val="sw_KE" w:bidi="sw_KE"/>
+        </w:rPr>
+        <w:t xml:space="preserve"> ya dhabihu na mila zingine ambazo </w:t>
+      </w:r>
+      <w:r>
+        <w:rPr>
+          <w:lang w:val="sw_KE" w:bidi="sw_KE"/>
+        </w:rPr>
+        <w:t>ziliwafanya</w:t>
+      </w:r>
+      <w:r>
+        <w:rPr>
+          <w:lang w:val="sw_KE" w:bidi="sw_KE"/>
+        </w:rPr>
+        <w:t xml:space="preserve"> watu kuwa safi. Wakati watu walikuwa safi kiutamaduni, hiyo ilimaanisha walikuwa wamekubalika mbele ya Mungu.</w:t>
+      </w:r>
+    </w:p>
+    <w:p>
+      <w:pPr/>
+      <w:r>
+        <w:rPr>
+          <w:lang w:val="sw_KE" w:bidi="sw_KE"/>
+        </w:rPr>
+      </w:r>
+      <w:r>
+        <w:rPr>
+          <w:lang w:val="sw_KE" w:bidi="sw_KE"/>
+        </w:rPr>
+        <w:t>Mungu alimwambia Musa atengeneze hema maalum ambayo ingekuwa mahali ambapo watu wangeweza kukutana na Mungu salama. Hii ilikuwa hema ya kukutania. Watu walifanya hema na paneli za mbao ambazo zilifunikwa kwa dhahabu. Juu ya mjengo waliweka vipande maridadi vya vitambaa. Wakati wowote watu wanaposafiri, hema ilitenganisha na kubeba sehemu za hema pamoja nao mabegani mwao. Walipofika mahali pengine, waliiweka pamoja tena.</w:t>
+      </w:r>
+    </w:p>
+    <w:p>
+      <w:pPr/>
+      <w:r>
+        <w:rPr>
+          <w:lang w:val="sw_KE" w:bidi="sw_KE"/>
+        </w:rPr>
+      </w:r>
+      <w:r>
+        <w:rPr>
+          <w:lang w:val="sw_KE" w:bidi="sw_KE"/>
+        </w:rPr>
+        <w:t>Makuhani</w:t>
+      </w:r>
+      <w:r>
+        <w:rPr>
+          <w:lang w:val="sw_KE" w:bidi="sw_KE"/>
+        </w:rPr>
+        <w:t xml:space="preserve"> walikuwa watu maalum ambao walifanya kazi katika hema ya kukutania. Makuhani walifanya watu wawe mbele ya Mungu na kuwa na uhusiano mzuri na Mungu. Makuhani walifanya hili kwa kutoa dhabihu kwa niaba ya watu, na kwa kuwafundisha watu jinsi ya kuishi.</w:t>
+      </w:r>
+    </w:p>
+    <w:p>
+      <w:pPr/>
+      <w:r>
+        <w:rPr>
+          <w:lang w:val="sw_KE" w:bidi="sw_KE"/>
+        </w:rPr>
+      </w:r>
+      <w:r>
+        <w:rPr>
+          <w:lang w:val="sw_KE" w:bidi="sw_KE"/>
+        </w:rPr>
+        <w:t xml:space="preserve">Mbele ya hema ya kukutania kulikuwa na ua. Katika ua kulikuwa na </w:t>
+      </w:r>
+      <w:r>
+        <w:rPr>
+          <w:lang w:val="sw_KE" w:bidi="sw_KE"/>
+        </w:rPr>
+        <w:t>madhabahu</w:t>
+      </w:r>
+      <w:r>
+        <w:rPr>
+          <w:lang w:val="sw_KE" w:bidi="sw_KE"/>
+        </w:rPr>
+        <w:t>, ambayo ni mahali ambapo makuhani walileta sadaka kwa Mungu.</w:t>
+      </w:r>
+    </w:p>
+    <w:p>
+      <w:pPr/>
+      <w:r>
+        <w:rPr>
+          <w:lang w:val="sw_KE" w:bidi="sw_KE"/>
+        </w:rPr>
+      </w:r>
+      <w:r>
+        <w:rPr>
+          <w:lang w:val="sw_KE" w:bidi="sw_KE"/>
+        </w:rPr>
+        <w:t xml:space="preserve">Hema yenyewe iligawanywa katika sehemu mbili. Sehemu ya kwanza iliitwa "mahali patakatifu." Makuhani tu ndio wangeweza kuingia mahali hapo. Ndani ya mahali humo kulikuwa na meza yenye mikate 12 ambayo makuhani walibadilisha kila wiki, taa ya </w:t>
+      </w:r>
+      <w:r>
+        <w:rPr>
+          <w:lang w:val="sw_KE" w:bidi="sw_KE"/>
+        </w:rPr>
+        <w:t>mafuta ambayo</w:t>
+      </w:r>
+      <w:r>
+        <w:rPr>
+          <w:lang w:val="sw_KE" w:bidi="sw_KE"/>
+        </w:rPr>
+        <w:t xml:space="preserve"> iliwashwa moto kila wakati, na madhabahu ndogo ambayo kuhani alichoma viungo vyenye harufu tamu sana. Vitu hivi vyote vilikuwa ishara, au picha, za maana fulani muhimu. Makuhani walikula mikate, pengine kama ishara ya kuwa na mlo pamoja na Mungu; hii ilionyesha uhusiano mzuri ambao watu wanaweza kuwa nao na Mungu. Mafuta katika Biblia mara nyingi ni ishara ya </w:t>
+      </w:r>
+      <w:r>
+        <w:rPr>
+          <w:lang w:val="sw_KE" w:bidi="sw_KE"/>
+        </w:rPr>
+        <w:t>Roho Mtakatifu</w:t>
+      </w:r>
+      <w:r>
+        <w:rPr>
+          <w:lang w:val="sw_KE" w:bidi="sw_KE"/>
+        </w:rPr>
+        <w:t xml:space="preserve">, kwa nguvu za Mungu. Kwa hiyo taa ya mafuta ilikuwa ishara ya Mungu kuwa pamoja na watu. Na viungo vyenye harufu tamu vilikuwa ishara ya </w:t>
+      </w:r>
+      <w:r>
+        <w:rPr>
+          <w:lang w:val="sw_KE" w:bidi="sw_KE"/>
+        </w:rPr>
+        <w:t>sala</w:t>
+      </w:r>
+      <w:r>
+        <w:rPr>
+          <w:lang w:val="sw_KE" w:bidi="sw_KE"/>
+        </w:rPr>
+        <w:t xml:space="preserve"> ambazo watu walimtolea Mungu.</w:t>
+      </w:r>
+    </w:p>
+    <w:p>
+      <w:pPr/>
+      <w:r>
+        <w:rPr>
+          <w:lang w:val="sw_KE" w:bidi="sw_KE"/>
+        </w:rPr>
+      </w:r>
+      <w:r>
+        <w:rPr>
+          <w:lang w:val="sw_KE" w:bidi="sw_KE"/>
+        </w:rPr>
+        <w:t xml:space="preserve">Mwishoni mwa mahali patakatifu pazia nzito ulitundiwa. Nyuma ya pazia hili kulikuwa na "mahali patakatifu zaidi." Ndani ya mahali humo patakatifu zaidi kulikuwa na sanduku la agano. Hii ilikuwa kifua cha mbao ambacho kilikuwa kimefunikwa kabisa na dhahabu, ndani na nje. Juu ya kifua cha mbao kulikuwa na viumbe viwili venye mabawa ambayo yaliwakilisha aina maalum ya </w:t>
+      </w:r>
+      <w:r>
+        <w:rPr>
+          <w:lang w:val="sw_KE" w:bidi="sw_KE"/>
+        </w:rPr>
+        <w:t>malaika</w:t>
+      </w:r>
+      <w:r>
+        <w:rPr>
+          <w:lang w:val="sw_KE" w:bidi="sw_KE"/>
+        </w:rPr>
+        <w:t>. Sanduku hili liliashiria kiti cha enzi cha Mungu.</w:t>
+      </w:r>
+    </w:p>
+    <w:p>
+      <w:pPr/>
+      <w:r>
+        <w:rPr>
+          <w:lang w:val="sw_KE" w:bidi="sw_KE"/>
+        </w:rPr>
+      </w:r>
+      <w:r>
+        <w:rPr>
+          <w:lang w:val="sw_KE" w:bidi="sw_KE"/>
+        </w:rPr>
+        <w:t xml:space="preserve">Hii ilikuwa mahali patakatifu zaidi, kwa sababu Mungu mwenyewe alikuwa mahali hapa. Ni kuhani </w:t>
+      </w:r>
+      <w:r>
+        <w:rPr>
+          <w:lang w:val="sw_KE" w:bidi="sw_KE"/>
+        </w:rPr>
+        <w:t>mkuu tu-kuhani</w:t>
+      </w:r>
+      <w:r>
+        <w:rPr>
+          <w:lang w:val="sw_KE" w:bidi="sw_KE"/>
+        </w:rPr>
+        <w:t xml:space="preserve"> muhimu zaidi-ndiye anayeweza kuingia mahali hapa, na angeweza kuingia mara moja tu kwa mwaka. Kuhani mkuu aliingia katika "siku ya upatanisho"-siku kuu ya </w:t>
+      </w:r>
+      <w:r>
+        <w:rPr>
+          <w:lang w:val="sw_KE" w:bidi="sw_KE"/>
+        </w:rPr>
+        <w:t>msamaha</w:t>
+      </w:r>
+      <w:r>
+        <w:rPr>
+          <w:lang w:val="sw_KE" w:bidi="sw_KE"/>
+        </w:rPr>
+        <w:t>. Ingawa Waisraeli walimwomba Mungu msamaha kwa dhambi zao kila siku, kuhani mkuu angeomba msamaha mara moja kwa mwaka kwa dhambi zote ambazo watu wote walikuwa wamefanya bila kujua katika mwaka uliopita. Dhambi ambazo watu walifanya ilifanya hema ya kukutania iwe najisi, au isiyofaa kwa huduma kwa Mungu. Moja kati ya mambo ambayo kuhani mkuu alifanya katika siku kuu ya msamaha ilikuwa kuingia mahali hapa patakatifu zaidi na kueneza damu juu ya sanduku la agano. Hii iliashiria kwamba hekalu lilifanywa safi tena kwa dhambi zote ambazo watu walikuwa wamefanya.</w:t>
+      </w:r>
+    </w:p>
+    <w:p>
+      <w:pPr/>
+      <w:r>
+        <w:rPr>
+          <w:lang w:val="sw_KE" w:bidi="sw_KE"/>
+        </w:rPr>
+      </w:r>
+      <w:r>
+        <w:rPr>
+          <w:lang w:val="sw_KE" w:bidi="sw_KE"/>
+        </w:rPr>
+        <w:t xml:space="preserve">Baadaye, wakati Waisraeli walipofika katika nchi, walibadili hema ya kukutania na jengo la kudumu, </w:t>
+      </w:r>
+      <w:r>
+        <w:rPr>
+          <w:lang w:val="sw_KE" w:bidi="sw_KE"/>
+        </w:rPr>
+        <w:t>hekalu</w:t>
+      </w:r>
+      <w:r>
+        <w:rPr>
+          <w:lang w:val="sw_KE" w:bidi="sw_KE"/>
+        </w:rPr>
+        <w:t>. Hekalu lilikuwa na kazi sawa na hema ya kukutania na ilikuwa na muundo sawa na wa hema yaani ilikuwa na ua, mahali patakatifu, na mahali patakatifu zaidi.</w:t>
+      </w:r>
+      <w:r>
+        <w:rPr>
+          <w:lang w:val="sw_KE" w:bidi="sw_KE"/>
+        </w:rPr>
+      </w:r>
+      <w:r>
+        <w:rPr>
+          <w:lang w:val="sw_KE" w:bidi="sw_KE"/>
+        </w:rPr>
+      </w:r>
+    </w:p>
+    <w:p>
+      <w:pPr/>
+      <w:r>
+        <w:rPr>
+          <w:lang w:val="sw_KE" w:bidi="sw_KE"/>
+        </w:rPr>
+      </w:r>
+    </w:p>
+    <w:p>
+      <w:pPr>
+        <w:pStyle w:val="Heading2"/>
+      </w:pPr>
+      <w:r>
+        <w:rPr>
+          <w:lang w:val="sw_KE" w:bidi="sw_KE"/>
+        </w:rPr>
+        <w:t>Herodia</w:t>
+      </w:r>
+      <w:r>
+        <w:rPr>
+          <w:lang w:val="sw_KE" w:bidi="sw_KE"/>
+        </w:rPr>
+      </w:r>
+    </w:p>
+    <w:p>
+      <w:pPr/>
+      <w:r>
+        <w:rPr>
+          <w:lang w:val="sw_KE" w:bidi="sw_KE"/>
+        </w:rPr>
+      </w:r>
+      <w:r>
+        <w:rPr>
+          <w:lang w:val="sw_KE" w:bidi="sw_KE"/>
+        </w:rPr>
+        <w:t xml:space="preserve">Katika Agano Jipya, neno </w:t>
       </w:r>
       <w:r>
         <w:rPr>
           <w:b/>
           <w:lang w:val="sw_KE" w:bidi="sw_KE"/>
         </w:rPr>
-        <w:t>Waisraeli</w:t>
-      </w:r>
-      <w:r>
-        <w:rPr>
-          <w:lang w:val="sw_KE" w:bidi="sw_KE"/>
-        </w:rPr>
-        <w:t xml:space="preserve"> kushinda nchi, Waisraeli waliishambulia Hebron na kuishinda kutoka kwa Wakanaani ambao walikuwa wakiishi hapo.</w:t>
-      </w:r>
-    </w:p>
-    <w:p>
-      <w:pPr/>
-      <w:r>
-        <w:rPr>
-          <w:lang w:val="sw_KE" w:bidi="sw_KE"/>
-        </w:rPr>
-      </w:r>
-      <w:r>
-        <w:rPr>
-          <w:lang w:val="sw_KE" w:bidi="sw_KE"/>
-        </w:rPr>
-        <w:t xml:space="preserve">Tena baadaye sana, </w:t>
-      </w:r>
-      <w:hyperlink r:id="rId20">
-        <w:r>
-          <w:rPr>
-            <w:lang w:val="sw_KE" w:bidi="sw_KE"/>
-          </w:rPr>
-          <w:rPr>
-            <w:color w:val="0000EE"/>
-            <w:u w:val="single"/>
-          </w:rPr>
-          <w:t>Daudi</w:t>
-        </w:r>
-      </w:hyperlink>
-      <w:r>
-        <w:rPr>
-          <w:lang w:val="sw_KE" w:bidi="sw_KE"/>
-        </w:rPr>
-        <w:t xml:space="preserve"> akawa </w:t>
-      </w:r>
-      <w:hyperlink r:id="rId21">
-        <w:r>
-          <w:rPr>
-            <w:lang w:val="sw_KE" w:bidi="sw_KE"/>
-          </w:rPr>
-          <w:rPr>
-            <w:color w:val="0000EE"/>
-            <w:u w:val="single"/>
-          </w:rPr>
-          <w:t>mfalme</w:t>
-        </w:r>
-      </w:hyperlink>
-      <w:r>
-        <w:rPr>
-          <w:lang w:val="sw_KE" w:bidi="sw_KE"/>
-        </w:rPr>
-        <w:t xml:space="preserve"> juu ya watu wa Yuda wakati wa kuishi katika Hebroni. Baada ya miaka kadhaa, Daudi alihamia </w:t>
-      </w:r>
-      <w:hyperlink r:id="rId22">
-        <w:r>
-          <w:rPr>
-            <w:lang w:val="sw_KE" w:bidi="sw_KE"/>
-          </w:rPr>
-          <w:rPr>
-            <w:color w:val="0000EE"/>
-            <w:u w:val="single"/>
-          </w:rPr>
-          <w:t>Yerusalemu</w:t>
-        </w:r>
-      </w:hyperlink>
-      <w:r>
-        <w:rPr>
-          <w:lang w:val="sw_KE" w:bidi="sw_KE"/>
-        </w:rPr>
-        <w:t>. Kuanzia wakati huo na kuendelea, mji wa Yerusalemu ulikuwa mji muhimu zaidi kwa Waisraeli, na hatusiki mengi zaidi kuhusu Hebroni.</w:t>
+        <w:t>Herode</w:t>
+      </w:r>
+      <w:r>
+        <w:rPr>
+          <w:lang w:val="sw_KE" w:bidi="sw_KE"/>
+        </w:rPr>
+        <w:t xml:space="preserve"> linamaanisha kikundi cha watu waliounga mkono utawala wa familia ya Herodia-ambayo ina maana mfalme Herode, mwana wake Herode na mjukuu wake Herode. Serikali ya Kirumi ilikuwa imeteua watawala hawa, na kwa hiyo Herode pia walikuwa wakiunga mkono serikali ya Kirumi. Kwa njia hii walikuwa wapinzani wa </w:t>
+      </w:r>
+      <w:r>
+        <w:rPr>
+          <w:lang w:val="sw_KE" w:bidi="sw_KE"/>
+        </w:rPr>
+        <w:t>Mafarisayo</w:t>
+      </w:r>
+      <w:r>
+        <w:rPr>
+          <w:lang w:val="sw_KE" w:bidi="sw_KE"/>
+        </w:rPr>
+        <w:t>, kikundi cha walimu wa kidini ambao walikuwa kinyume na utawala wa Kirumi. Hata hivyo, Mafarisayo na Herode walifanya kazi pamoja dhidi ya Yesu.</w:t>
       </w:r>
       <w:r>
         <w:rPr>
@@ -742,46 +1954,234 @@
         <w:rPr>
           <w:lang w:val="sw_KE" w:bidi="sw_KE"/>
         </w:rPr>
-        <w:t>hekalu</w:t>
-      </w:r>
-      <w:r>
-        <w:rPr>
-          <w:lang w:val="sw_KE" w:bidi="sw_KE"/>
-        </w:rPr>
-      </w:r>
-    </w:p>
-    <w:p>
-      <w:pPr/>
-      <w:r>
-        <w:rPr>
-          <w:lang w:val="sw_KE" w:bidi="sw_KE"/>
-        </w:rPr>
-      </w:r>
-      <w:r>
-        <w:rPr>
-          <w:lang w:val="sw_KE" w:bidi="sw_KE"/>
-        </w:rPr>
-        <w:t xml:space="preserve">Hekalu ni </w:t>
+        <w:t>Hosana</w:t>
+      </w:r>
+      <w:r>
+        <w:rPr>
+          <w:lang w:val="sw_KE" w:bidi="sw_KE"/>
+        </w:rPr>
+      </w:r>
+    </w:p>
+    <w:p>
+      <w:pPr/>
+      <w:r>
+        <w:rPr>
+          <w:lang w:val="sw_KE" w:bidi="sw_KE"/>
+        </w:rPr>
+      </w:r>
+      <w:r>
+        <w:rPr>
+          <w:lang w:val="sw_KE" w:bidi="sw_KE"/>
+        </w:rPr>
+        <w:t xml:space="preserve">Katika Agano la Kale, neno </w:t>
       </w:r>
       <w:r>
         <w:rPr>
           <w:b/>
           <w:lang w:val="sw_KE" w:bidi="sw_KE"/>
         </w:rPr>
-        <w:t>mahali</w:t>
-      </w:r>
-      <w:r>
-        <w:rPr>
-          <w:lang w:val="sw_KE" w:bidi="sw_KE"/>
-        </w:rPr>
-        <w:t xml:space="preserve"> ambapo watu wanamwabudu Mungu. Hekalu katika Biblia ni mahali ambapo Mungu na watu wanakutana Jina lingine la hekalu ni </w:t>
+        <w:t>Hosana</w:t>
+      </w:r>
+      <w:r>
+        <w:rPr>
+          <w:lang w:val="sw_KE" w:bidi="sw_KE"/>
+        </w:rPr>
+        <w:t xml:space="preserve"> linamaanisha "kutuokoa." Tunaweza kusikia neno hili katika Zaburi 118. Katika Zaburi hii, mwimbaji anamwomba Mungu awaokoe watu, na kisha anaanza kumsifu </w:t>
+      </w:r>
+      <w:r>
+        <w:rPr>
+          <w:lang w:val="sw_KE" w:bidi="sw_KE"/>
+        </w:rPr>
+        <w:t>Mungu</w:t>
+      </w:r>
+      <w:r>
+        <w:rPr>
+          <w:lang w:val="sw_KE" w:bidi="sw_KE"/>
+        </w:rPr>
+        <w:t xml:space="preserve">. Kwa sababu ya hiyo, kwa wakati wa Agano Jipya watu walitumia neno Hosana kama njia ya kumsifu Mungu kwa furaha kubwa, kwa sababu waliamini kwamba Mungu </w:t>
+      </w:r>
+      <w:r>
+        <w:rPr>
+          <w:lang w:val="sw_KE" w:bidi="sw_KE"/>
+        </w:rPr>
+        <w:t>angewaokoa</w:t>
+      </w:r>
+      <w:r>
+        <w:rPr>
+          <w:lang w:val="sw_KE" w:bidi="sw_KE"/>
+        </w:rPr>
+        <w:t xml:space="preserve"> hivi karibuni. Maana ya vitendo ya neno Hosana katika Agano Jipya kwa hiyo ni "kumsifu Mungu."</w:t>
+      </w:r>
+    </w:p>
+    <w:p>
+      <w:pPr/>
+      <w:r>
+        <w:rPr>
+          <w:lang w:val="sw_KE" w:bidi="sw_KE"/>
+        </w:rPr>
       </w:r>
       <w:r>
         <w:rPr>
           <w:b/>
           <w:lang w:val="sw_KE" w:bidi="sw_KE"/>
         </w:rPr>
-        <w:t>nyumba ya Mungu</w:t>
+        <w:t>Wakati wa kutafsiri "moyo," kuwa mwangalifu kuhusu mambo yafuatayo:</w:t>
+      </w:r>
+    </w:p>
+    <w:p>
+      <w:pPr/>
+      <w:r>
+        <w:rPr>
+          <w:lang w:val="sw_KE" w:bidi="sw_KE"/>
+        </w:rPr>
+      </w:r>
+      <w:r>
+        <w:rPr>
+          <w:lang w:val="sw_KE" w:bidi="sw_KE"/>
+        </w:rPr>
+        <w:t>Unaweza kutafsiri Hosana kama "kumsifu Mungu!" Hakikisha kwamba unaweka wazi kwa wasikilizaji wako kwamba watu wanaomsifu Mungu kwa neno hili wanafurahi sana na msisimko.</w:t>
+      </w:r>
+    </w:p>
+    <w:p>
+      <w:pPr/>
+      <w:r>
+        <w:rPr>
+          <w:lang w:val="sw_KE" w:bidi="sw_KE"/>
+        </w:rPr>
+      </w:r>
+      <w:r>
+        <w:rPr>
+          <w:lang w:val="sw_KE" w:bidi="sw_KE"/>
+        </w:rPr>
+        <w:t>Watafsiri wengine huchagua kuunda neno katika lugha yao wenyewe ambalo linaonekana kama "Hosana." Ikiwa unataka kufanya hiyo, unaweza pia kutaka kusema wakati mmoja kwamba neno hili linamaanisha "kumsifu Mungu."</w:t>
+      </w:r>
+      <w:r>
+        <w:rPr>
+          <w:lang w:val="sw_KE" w:bidi="sw_KE"/>
+        </w:rPr>
+      </w:r>
+      <w:r>
+        <w:rPr>
+          <w:lang w:val="sw_KE" w:bidi="sw_KE"/>
+        </w:rPr>
+      </w:r>
+    </w:p>
+    <w:p>
+      <w:pPr/>
+      <w:r>
+        <w:rPr>
+          <w:lang w:val="sw_KE" w:bidi="sw_KE"/>
+        </w:rPr>
+      </w:r>
+    </w:p>
+    <w:p>
+      <w:pPr>
+        <w:pStyle w:val="Heading2"/>
+      </w:pPr>
+      <w:r>
+        <w:rPr>
+          <w:lang w:val="sw_KE" w:bidi="sw_KE"/>
+        </w:rPr>
+        <w:t>hoteli</w:t>
+      </w:r>
+      <w:r>
+        <w:rPr>
+          <w:lang w:val="sw_KE" w:bidi="sw_KE"/>
+        </w:rPr>
+      </w:r>
+    </w:p>
+    <w:p>
+      <w:pPr/>
+      <w:r>
+        <w:rPr>
+          <w:lang w:val="sw_KE" w:bidi="sw_KE"/>
+        </w:rPr>
+      </w:r>
+      <w:r>
+        <w:rPr>
+          <w:lang w:val="sw_KE" w:bidi="sw_KE"/>
+        </w:rPr>
+        <w:t>Hii</w:t>
+      </w:r>
+      <w:r>
+        <w:rPr>
+          <w:b/>
+          <w:lang w:val="sw_KE" w:bidi="sw_KE"/>
+        </w:rPr>
+        <w:t>nyumba</w:t>
+      </w:r>
+      <w:r>
+        <w:rPr>
+          <w:lang w:val="sw_KE" w:bidi="sw_KE"/>
+        </w:rPr>
+        <w:t xml:space="preserve"> ya wageni kwa jumla ni mahali ambapo wasafiri wanaweza kukaa. Hii inaweza kuwa mahali ambapo watu walipaswa kulipa pesa ili waweze kukaa huko, lakini mara nyingi ilimaanisha chumba katika nyumba ya mtu ambayo ilikuwa imehifadhiwa kwa wageni. Jamaa au marafiki walipokuja kutembelea, wangeweza kukaa katika chumba hiki.</w:t>
+      </w:r>
+      <w:r>
+        <w:rPr>
+          <w:lang w:val="sw_KE" w:bidi="sw_KE"/>
+        </w:rPr>
+      </w:r>
+      <w:r>
+        <w:rPr>
+          <w:lang w:val="sw_KE" w:bidi="sw_KE"/>
+        </w:rPr>
+      </w:r>
+    </w:p>
+    <w:p>
+      <w:pPr/>
+      <w:r>
+        <w:rPr>
+          <w:lang w:val="sw_KE" w:bidi="sw_KE"/>
+        </w:rPr>
+      </w:r>
+    </w:p>
+    <w:p>
+      <w:pPr>
+        <w:pStyle w:val="Heading2"/>
+      </w:pPr>
+      <w:r>
+        <w:rPr>
+          <w:lang w:val="sw_KE" w:bidi="sw_KE"/>
+        </w:rPr>
+        <w:t>huruma</w:t>
+      </w:r>
+      <w:r>
+        <w:rPr>
+          <w:lang w:val="sw_KE" w:bidi="sw_KE"/>
+        </w:rPr>
+      </w:r>
+    </w:p>
+    <w:p>
+      <w:pPr/>
+      <w:r>
+        <w:rPr>
+          <w:lang w:val="sw_KE" w:bidi="sw_KE"/>
+        </w:rPr>
+      </w:r>
+      <w:r>
+        <w:rPr>
+          <w:lang w:val="sw_KE" w:bidi="sw_KE"/>
+        </w:rPr>
+        <w:t xml:space="preserve">Neno </w:t>
+      </w:r>
+      <w:r>
+        <w:rPr>
+          <w:b/>
+          <w:lang w:val="sw_KE" w:bidi="sw_KE"/>
+        </w:rPr>
+        <w:t>huruma</w:t>
+      </w:r>
+      <w:r>
+        <w:rPr>
+          <w:lang w:val="sw_KE" w:bidi="sw_KE"/>
+        </w:rPr>
+        <w:t xml:space="preserve"> linamaanisha wema, fadhili, au </w:t>
+      </w:r>
+      <w:r>
+        <w:rPr>
+          <w:lang w:val="sw_KE" w:bidi="sw_KE"/>
+        </w:rPr>
+        <w:t>huruma</w:t>
       </w:r>
       <w:r>
         <w:rPr>
@@ -801,1837 +2201,147 @@
         <w:rPr>
           <w:lang w:val="sw_KE" w:bidi="sw_KE"/>
         </w:rPr>
-        <w:t xml:space="preserve">Makundi ya watu ambao waliishi karibu na </w:t>
-      </w:r>
-      <w:hyperlink r:id="rId18">
-        <w:r>
-          <w:rPr>
-            <w:lang w:val="sw_KE" w:bidi="sw_KE"/>
-          </w:rPr>
-          <w:rPr>
-            <w:color w:val="0000EE"/>
-            <w:u w:val="single"/>
-          </w:rPr>
-          <w:t>Israeli</w:t>
-        </w:r>
-      </w:hyperlink>
-      <w:r>
-        <w:rPr>
-          <w:lang w:val="sw_KE" w:bidi="sw_KE"/>
-        </w:rPr>
-        <w:t xml:space="preserve"> </w:t>
+        <w:t xml:space="preserve">Ikiwa unamwona mtu anayehitaji, na una huruma kwa mtu huyo na kumsaidia, basi unaonyesha </w:t>
       </w:r>
       <w:r>
         <w:rPr>
           <w:b/>
           <w:lang w:val="sw_KE" w:bidi="sw_KE"/>
         </w:rPr>
-        <w:t>waliabudu</w:t>
-      </w:r>
-      <w:r>
-        <w:rPr>
-          <w:lang w:val="sw_KE" w:bidi="sw_KE"/>
-        </w:rPr>
-        <w:t xml:space="preserve"> miungu mingi </w:t>
-      </w:r>
-      <w:hyperlink r:id="rId23">
-        <w:r>
-          <w:rPr>
-            <w:lang w:val="sw_KE" w:bidi="sw_KE"/>
-          </w:rPr>
-          <w:rPr>
-            <w:color w:val="0000EE"/>
-            <w:u w:val="single"/>
-          </w:rPr>
-          <w:t>tofauti</w:t>
-        </w:r>
-      </w:hyperlink>
-      <w:r>
-        <w:rPr>
-          <w:lang w:val="sw_KE" w:bidi="sw_KE"/>
-        </w:rPr>
-        <w:t xml:space="preserve">, na walikuwa na mahekalu mengi. Lakini Mungu aliwaruhusu </w:t>
+        <w:t>huruma</w:t>
+      </w:r>
+      <w:r>
+        <w:rPr>
+          <w:lang w:val="sw_KE" w:bidi="sw_KE"/>
+        </w:rPr>
+        <w:t xml:space="preserve"> kwa mtu huyo.</w:t>
+      </w:r>
+    </w:p>
+    <w:p>
+      <w:pPr/>
+      <w:r>
+        <w:rPr>
+          <w:lang w:val="sw_KE" w:bidi="sw_KE"/>
+        </w:rPr>
+      </w:r>
+      <w:r>
+        <w:rPr>
+          <w:lang w:val="sw_KE" w:bidi="sw_KE"/>
+        </w:rPr>
+        <w:t xml:space="preserve">Ikiwa unamdai mtu deni lakini una huruma kwa mtu huyo na kughairi deni, basi pia unakuwa na </w:t>
       </w:r>
       <w:r>
         <w:rPr>
           <w:b/>
           <w:lang w:val="sw_KE" w:bidi="sw_KE"/>
         </w:rPr>
-        <w:t>Waisraeli</w:t>
-      </w:r>
-      <w:r>
-        <w:rPr>
-          <w:lang w:val="sw_KE" w:bidi="sw_KE"/>
-        </w:rPr>
-        <w:t xml:space="preserve"> kumwabudu yeye tu, na kuwa na hekalu moja tu. Hekalu hili lilikuwa </w:t>
-      </w:r>
-      <w:hyperlink r:id="rId22">
-        <w:r>
-          <w:rPr>
-            <w:lang w:val="sw_KE" w:bidi="sw_KE"/>
-          </w:rPr>
-          <w:rPr>
-            <w:color w:val="0000EE"/>
-            <w:u w:val="single"/>
-          </w:rPr>
-          <w:t>Yerusalemu</w:t>
-        </w:r>
-      </w:hyperlink>
-      <w:r>
-        <w:rPr>
-          <w:lang w:val="sw_KE" w:bidi="sw_KE"/>
-        </w:rPr>
-        <w:t xml:space="preserve">, mji muhimu zaidi kwa </w:t>
+        <w:t>huruma</w:t>
+      </w:r>
+      <w:r>
+        <w:rPr>
+          <w:lang w:val="sw_KE" w:bidi="sw_KE"/>
+        </w:rPr>
+        <w:t xml:space="preserve"> kwa mtu huyo.</w:t>
+      </w:r>
+    </w:p>
+    <w:p>
+      <w:pPr/>
+      <w:r>
+        <w:rPr>
+          <w:lang w:val="sw_KE" w:bidi="sw_KE"/>
+        </w:rPr>
+      </w:r>
+      <w:r>
+        <w:rPr>
+          <w:lang w:val="sw_KE" w:bidi="sw_KE"/>
+        </w:rPr>
+        <w:t xml:space="preserve">Watu wanaweza kumwomba Mungu awe na huruma. Hiyo inamaanisha wanamwomba Mungu awe na huruma juu yao na kuwasaidia, au </w:t>
+      </w:r>
+      <w:r>
+        <w:rPr>
+          <w:lang w:val="sw_KE" w:bidi="sw_KE"/>
+        </w:rPr>
+        <w:t>kuwasamehe</w:t>
+      </w:r>
+      <w:r>
+        <w:rPr>
+          <w:lang w:val="sw_KE" w:bidi="sw_KE"/>
+        </w:rPr>
+        <w:t>.</w:t>
+      </w:r>
+    </w:p>
+    <w:p>
+      <w:pPr/>
+      <w:r>
+        <w:rPr>
+          <w:lang w:val="sw_KE" w:bidi="sw_KE"/>
+        </w:rPr>
+      </w:r>
+      <w:r>
+        <w:rPr>
+          <w:lang w:val="sw_KE" w:bidi="sw_KE"/>
+        </w:rPr>
+        <w:t xml:space="preserve">Biblia inatuonyesha kwamba Mungu ni </w:t>
       </w:r>
       <w:r>
         <w:rPr>
           <w:b/>
           <w:lang w:val="sw_KE" w:bidi="sw_KE"/>
         </w:rPr>
-        <w:t>Wayahudi</w:t>
-      </w:r>
-      <w:r>
-        <w:rPr>
-          <w:lang w:val="sw_KE" w:bidi="sw_KE"/>
-        </w:rPr>
-        <w:t>.</w:t>
-      </w:r>
-    </w:p>
-    <w:p>
-      <w:pPr/>
-      <w:r>
-        <w:rPr>
-          <w:lang w:val="sw_KE" w:bidi="sw_KE"/>
-        </w:rPr>
-      </w:r>
-      <w:r>
-        <w:rPr>
-          <w:lang w:val="sw_KE" w:bidi="sw_KE"/>
-        </w:rPr>
-        <w:t xml:space="preserve">Miaka elfu kadhaa kabla ya kuzaliwa kwa Yesu, Mungu alikuwa amefungua kizazi cha </w:t>
-      </w:r>
-      <w:hyperlink r:id="rId19">
-        <w:r>
-          <w:rPr>
-            <w:lang w:val="sw_KE" w:bidi="sw_KE"/>
-          </w:rPr>
-          <w:rPr>
-            <w:color w:val="0000EE"/>
-            <w:u w:val="single"/>
-          </w:rPr>
-          <w:t>Ibrahimu</w:t>
-        </w:r>
-      </w:hyperlink>
-      <w:r>
-        <w:rPr>
-          <w:lang w:val="sw_KE" w:bidi="sw_KE"/>
-        </w:rPr>
-        <w:t xml:space="preserve">, Waisraeli, kutoka katika utumwa kule Misri. Kiongozi wa Waisraeli alikuwa Musa. Mungu alimpa Musa maagizo kuhusu ni njia gani inayofaa kwa Waisraeli kumwabudu Mungu. Because God is </w:t>
-      </w:r>
-      <w:hyperlink r:id="rId24">
-        <w:r>
-          <w:rPr>
-            <w:lang w:val="sw_KE" w:bidi="sw_KE"/>
-          </w:rPr>
-          <w:rPr>
-            <w:color w:val="0000EE"/>
-            <w:u w:val="single"/>
-          </w:rPr>
-          <w:t>holy</w:t>
-        </w:r>
-      </w:hyperlink>
-      <w:r>
-        <w:rPr>
-          <w:lang w:val="sw_KE" w:bidi="sw_KE"/>
-        </w:rPr>
-        <w:t xml:space="preserve">, and people are </w:t>
+        <w:t>mwingi</w:t>
+      </w:r>
+      <w:r>
+        <w:rPr>
+          <w:lang w:val="sw_KE" w:bidi="sw_KE"/>
+        </w:rPr>
+        <w:t xml:space="preserve"> wa huruma. Hii inamaanisha amejaa huruma-anataka kuonyesha huruma kwa watu. Mungu anataka kuonyesha huruma kwa watu kwa sababu anawapenda sana.</w:t>
+      </w:r>
+    </w:p>
+    <w:p>
+      <w:pPr/>
+      <w:r>
+        <w:rPr>
+          <w:lang w:val="sw_KE" w:bidi="sw_KE"/>
+        </w:rPr>
+      </w:r>
+      <w:r>
+        <w:rPr>
+          <w:lang w:val="sw_KE" w:bidi="sw_KE"/>
+        </w:rPr>
+        <w:t xml:space="preserve">Maana ya huruma inaweza kuwa sawa na maana ya neno </w:t>
+      </w:r>
+      <w:r>
+        <w:rPr>
+          <w:lang w:val="sw_KE" w:bidi="sw_KE"/>
+        </w:rPr>
+        <w:t>neema</w:t>
+      </w:r>
+      <w:r>
+        <w:rPr>
+          <w:lang w:val="sw_KE" w:bidi="sw_KE"/>
+        </w:rPr>
+        <w:t xml:space="preserve">. Neema inamaanisha kwamba tunapokea kitu ambacho hatustahili. Neema na huruma inakwenda pamoja. Ni kwa sababu ya </w:t>
       </w:r>
       <w:r>
         <w:rPr>
           <w:b/>
           <w:lang w:val="sw_KE" w:bidi="sw_KE"/>
         </w:rPr>
-        <w:t>sinful</w:t>
-      </w:r>
-      <w:r>
-        <w:rPr>
-          <w:lang w:val="sw_KE" w:bidi="sw_KE"/>
-        </w:rPr>
-        <w:t xml:space="preserve">, people can not just come to God as they are. Mungu hawezi kustahimili dhambi, na mtu yeyote ambaye angekuja kwa Mungu moja kwa moja angekufa. Lakini Mungu alifanya iwezekana watu kwenda kwake, wakati huo, kwa njia ya dhabihu na mila zingine ambazo ziliwafanya watu kuwa safi. Kuwa </w:t>
+        <w:t>huruma</w:t>
+      </w:r>
+      <w:r>
+        <w:rPr>
+          <w:lang w:val="sw_KE" w:bidi="sw_KE"/>
+        </w:rPr>
+        <w:t xml:space="preserve"> ya Mungu kwamba haadhibu, na kisha ni kwa sababu ya </w:t>
       </w:r>
       <w:r>
         <w:rPr>
           <w:b/>
           <w:lang w:val="sw_KE" w:bidi="sw_KE"/>
         </w:rPr>
-        <w:t>safi</w:t>
-      </w:r>
-      <w:r>
-        <w:rPr>
-          <w:lang w:val="sw_KE" w:bidi="sw_KE"/>
-        </w:rPr>
-        <w:t xml:space="preserve"> ina maana; kukubaliwa mbele ya Mungu.</w:t>
-      </w:r>
-    </w:p>
-    <w:p>
-      <w:pPr/>
-      <w:r>
-        <w:rPr>
-          <w:lang w:val="sw_KE" w:bidi="sw_KE"/>
-        </w:rPr>
-      </w:r>
-      <w:r>
-        <w:rPr>
-          <w:lang w:val="sw_KE" w:bidi="sw_KE"/>
-        </w:rPr>
-        <w:t xml:space="preserve">Mungu alimwambia Musa </w:t>
-      </w:r>
-      <w:hyperlink r:id="rId25">
-        <w:r>
-          <w:rPr>
-            <w:lang w:val="sw_KE" w:bidi="sw_KE"/>
-          </w:rPr>
-          <w:rPr>
-            <w:color w:val="0000EE"/>
-            <w:u w:val="single"/>
-          </w:rPr>
-          <w:t>atengeneze</w:t>
-        </w:r>
-      </w:hyperlink>
-      <w:r>
-        <w:rPr>
-          <w:lang w:val="sw_KE" w:bidi="sw_KE"/>
-        </w:rPr>
-        <w:t xml:space="preserve"> hema maalum ambayo ingekuwa mahali ambapo watu wangeweza kukutana na Mungu salama. Hema hii ilikuwa kama hekalu la kubebeka. Popote watu walisafiri,walibeba hema hiyo.</w:t>
-      </w:r>
-    </w:p>
-    <w:p>
-      <w:pPr/>
-      <w:r>
-        <w:rPr>
-          <w:lang w:val="sw_KE" w:bidi="sw_KE"/>
-        </w:rPr>
-      </w:r>
-      <w:r>
-        <w:rPr>
-          <w:lang w:val="sw_KE" w:bidi="sw_KE"/>
-        </w:rPr>
-        <w:t xml:space="preserve">Baadaye, </w:t>
-      </w:r>
-      <w:hyperlink r:id="rId20">
-        <w:r>
-          <w:rPr>
-            <w:lang w:val="sw_KE" w:bidi="sw_KE"/>
-          </w:rPr>
-          <w:rPr>
-            <w:color w:val="0000EE"/>
-            <w:u w:val="single"/>
-          </w:rPr>
-          <w:t>Daudi</w:t>
-        </w:r>
-      </w:hyperlink>
-      <w:r>
-        <w:rPr>
-          <w:lang w:val="sw_KE" w:bidi="sw_KE"/>
-        </w:rPr>
-        <w:t xml:space="preserve"> alipokuwa </w:t>
-      </w:r>
-      <w:hyperlink r:id="rId21">
-        <w:r>
-          <w:rPr>
-            <w:lang w:val="sw_KE" w:bidi="sw_KE"/>
-          </w:rPr>
-          <w:rPr>
-            <w:color w:val="0000EE"/>
-            <w:u w:val="single"/>
-          </w:rPr>
-          <w:t>mfalme</w:t>
-        </w:r>
-      </w:hyperlink>
-      <w:r>
-        <w:rPr>
-          <w:lang w:val="sw_KE" w:bidi="sw_KE"/>
-        </w:rPr>
-        <w:t xml:space="preserve"> wa Israeli, alitaka kubadilisha hekalu hili la kubebeka, hema, na jengo la kudumu. Mungu hakumruhusu Daudi kumjengea hekalu kwa sababu Daudi alikuwa askari na alikuwa amewaua watu. Lakini Mungu alimwambia Daudi kwamba mwana wa Daudi angeweza kumjengea Mungu hekalu hilo. Na Mungu alimruhusu Daudi kumpa mwana wake maagizo kuhusu namna ya kujenga hekalu hilo.</w:t>
-      </w:r>
-    </w:p>
-    <w:p>
-      <w:pPr/>
-      <w:r>
-        <w:rPr>
-          <w:lang w:val="sw_KE" w:bidi="sw_KE"/>
-        </w:rPr>
-      </w:r>
-      <w:r>
-        <w:rPr>
-          <w:lang w:val="sw_KE" w:bidi="sw_KE"/>
-        </w:rPr>
-        <w:t xml:space="preserve">Mfalme Sulemani, mwana wa Daudi, kwa kweli alimjengea Mungu hekalu la kifahari. Hata hivyo, Sulemani alitambua kwamba Mungu ni mkubwa sana kuishi katika hekalu; alisema kwamba hata </w:t>
-      </w:r>
-      <w:hyperlink r:id="rId26">
-        <w:r>
-          <w:rPr>
-            <w:lang w:val="sw_KE" w:bidi="sw_KE"/>
-          </w:rPr>
-          <w:rPr>
-            <w:color w:val="0000EE"/>
-            <w:u w:val="single"/>
-          </w:rPr>
-          <w:t>mbingu</w:t>
-        </w:r>
-      </w:hyperlink>
-      <w:r>
-        <w:rPr>
-          <w:lang w:val="sw_KE" w:bidi="sw_KE"/>
-        </w:rPr>
-        <w:t xml:space="preserve"> haikuwa kubwa kwa Mungu Na kwa hivyo, ukweli kwamba Mungu alikuwa tayari kuja duniani na kuita mahali ndogo kama hekalu, katikati ya watu wenye dhambi, nyumba yake, ilikuwa thibitisho, jinsi Mungu alivyowapenda watu.</w:t>
-      </w:r>
-    </w:p>
-    <w:p>
-      <w:pPr/>
-      <w:r>
-        <w:rPr>
-          <w:lang w:val="sw_KE" w:bidi="sw_KE"/>
-        </w:rPr>
-      </w:r>
-      <w:r>
-        <w:rPr>
-          <w:lang w:val="sw_KE" w:bidi="sw_KE"/>
-        </w:rPr>
-        <w:t>Baadaye, maadui wa Waisraeli waliharibu hekalu hili. Mungu aliruhusu hii kutokea kwa sababu Waisraeli walikosa kuwa waaminifu kwa Mungu na walikuwa wameanza kuabudu miungu mingine. Waisraeli walifukuzwa nchini mwao na hawakuweza kufanya ibada katika hekalu tena.</w:t>
-      </w:r>
-    </w:p>
-    <w:p>
-      <w:pPr/>
-      <w:r>
-        <w:rPr>
-          <w:lang w:val="sw_KE" w:bidi="sw_KE"/>
-        </w:rPr>
-      </w:r>
-      <w:r>
-        <w:rPr>
-          <w:lang w:val="sw_KE" w:bidi="sw_KE"/>
-        </w:rPr>
-        <w:t xml:space="preserve">Lakini baada ya miaka mingi, Mungu aliwaruhusu Waisraeli-ambao kwa wakati huo waliitwa </w:t>
-      </w:r>
-      <w:r>
-        <w:rPr>
-          <w:b/>
-          <w:lang w:val="sw_KE" w:bidi="sw_KE"/>
-        </w:rPr>
-        <w:t>Wayahudi</w:t>
-      </w:r>
-      <w:r>
-        <w:rPr>
-          <w:lang w:val="sw_KE" w:bidi="sw_KE"/>
-        </w:rPr>
-        <w:t>-kurudi nchini. Wayahudi walijengea Mungu hekalu jipya. Hekalu hili lilikuwa ndogo sana kuliko lile la kwanza.</w:t>
-      </w:r>
-    </w:p>
-    <w:p>
-      <w:pPr/>
-      <w:r>
-        <w:rPr>
-          <w:lang w:val="sw_KE" w:bidi="sw_KE"/>
-        </w:rPr>
-      </w:r>
-      <w:r>
-        <w:rPr>
-          <w:lang w:val="sw_KE" w:bidi="sw_KE"/>
-        </w:rPr>
-        <w:t>Takriban miaka 20 kabla ya kuzaliwa kwa Yesu, mtawala aliyeitwa mfalme Herode alianza kugeuza hekalu hilo dogo kuwa kitu kikubwa sana na cha kuvutia. Alifanya hivyo kwa sababu alitaka kuwafurahisha Wayahudi ili waweze kuunga mkono utawala wake. Wakati wa Yesu, kazi katika hekalu hili bado ilikuwa inaendelea.</w:t>
-      </w:r>
-    </w:p>
-    <w:p>
-      <w:pPr/>
-      <w:r>
-        <w:rPr>
-          <w:lang w:val="sw_KE" w:bidi="sw_KE"/>
-        </w:rPr>
-      </w:r>
-      <w:r>
-        <w:rPr>
-          <w:lang w:val="sw_KE" w:bidi="sw_KE"/>
-        </w:rPr>
-        <w:t xml:space="preserve">Mahekalu haya yote, na hema ya kubebeka pia, yalikuwa na muundo sawa wa msingi, na mila sawa zilifanywa. Kulikuwa na ua mbele ya hekalu. Hapa </w:t>
-      </w:r>
-      <w:r>
-        <w:rPr>
-          <w:b/>
-          <w:lang w:val="sw_KE" w:bidi="sw_KE"/>
-        </w:rPr>
-        <w:t>ndipo</w:t>
-      </w:r>
-      <w:r>
-        <w:rPr>
-          <w:lang w:val="sw_KE" w:bidi="sw_KE"/>
-        </w:rPr>
-        <w:t xml:space="preserve"> makuhani na Walawi walifanya kazi kufanya dhabihu ambazo Waisraeli walitoa </w:t>
-      </w:r>
-      <w:r>
-        <w:rPr>
-          <w:b/>
-          <w:lang w:val="sw_KE" w:bidi="sw_KE"/>
-        </w:rPr>
-        <w:t>Walawi</w:t>
-      </w:r>
-      <w:r>
-        <w:rPr>
-          <w:lang w:val="sw_KE" w:bidi="sw_KE"/>
-        </w:rPr>
-        <w:t xml:space="preserve"> ni </w:t>
-      </w:r>
-      <w:r>
-        <w:rPr>
-          <w:b/>
-          <w:lang w:val="sw_KE" w:bidi="sw_KE"/>
-        </w:rPr>
-        <w:t>uzao</w:t>
-      </w:r>
-      <w:r>
-        <w:rPr>
-          <w:lang w:val="sw_KE" w:bidi="sw_KE"/>
-        </w:rPr>
-        <w:t xml:space="preserve"> wa Lawi, ambaye alikuwa mmoja wa wajukuu wa Ibrahimu. Mungu alikuwa amewatenga Walawi ili kutunza hekalu la Mungu. Makuhani walikuwa Walawi wenye kazi maalum ya kufanya dhabihu. </w:t>
-      </w:r>
-      <w:r>
-        <w:rPr>
-          <w:b/>
-          <w:lang w:val="sw_KE" w:bidi="sw_KE"/>
-        </w:rPr>
-        <w:t>Dhabihu</w:t>
-      </w:r>
-      <w:r>
-        <w:rPr>
-          <w:lang w:val="sw_KE" w:bidi="sw_KE"/>
-        </w:rPr>
-        <w:t xml:space="preserve"> ni zawadi ambazo watu wanamtolea Mungu ili kumshukuru au kuomba msamaha wa </w:t>
-      </w:r>
-      <w:hyperlink r:id="rId27">
-        <w:r>
-          <w:rPr>
-            <w:lang w:val="sw_KE" w:bidi="sw_KE"/>
-          </w:rPr>
-          <w:rPr>
-            <w:color w:val="0000EE"/>
-            <w:u w:val="single"/>
-          </w:rPr>
-          <w:t>dhambi</w:t>
-        </w:r>
-      </w:hyperlink>
-      <w:r>
-        <w:rPr>
-          <w:lang w:val="sw_KE" w:bidi="sw_KE"/>
-        </w:rPr>
-        <w:t>. Dhabihu inaweza kuwa mnyama ambaye aliuawa na kuchomwa moto, au inaweza kuwa mafuta yenye harufu tamu au chakula cha aina fulani - hii inategemea sababu ya dhabihu.</w:t>
-      </w:r>
-    </w:p>
-    <w:p>
-      <w:pPr/>
-      <w:r>
-        <w:rPr>
-          <w:lang w:val="sw_KE" w:bidi="sw_KE"/>
-        </w:rPr>
-      </w:r>
-      <w:r>
-        <w:rPr>
-          <w:lang w:val="sw_KE" w:bidi="sw_KE"/>
-        </w:rPr>
-        <w:t xml:space="preserve">Hema yenyewe iligawanywa katika sehemu mbili. Sehemu ya kwanza iliitwa "mahali patakatifu." Makuhani tu ndio wangeweza kuingia mahali hapo. Ndani ya mahali humo kulikuwa na meza yenye mikate 12 ambayo makuhani walibadilisha kila wiki, taa ya </w:t>
-      </w:r>
-      <w:hyperlink r:id="rId28">
-        <w:r>
-          <w:rPr>
-            <w:lang w:val="sw_KE" w:bidi="sw_KE"/>
-          </w:rPr>
-          <w:rPr>
-            <w:color w:val="0000EE"/>
-            <w:u w:val="single"/>
-          </w:rPr>
-          <w:t>mafuta ambayo</w:t>
-        </w:r>
-      </w:hyperlink>
-      <w:r>
-        <w:rPr>
-          <w:lang w:val="sw_KE" w:bidi="sw_KE"/>
-        </w:rPr>
-        <w:t xml:space="preserve"> iliwashwa moto kila wakati, na madhabahu </w:t>
-      </w:r>
-      <w:hyperlink r:id="rId29">
-        <w:r>
-          <w:rPr>
-            <w:lang w:val="sw_KE" w:bidi="sw_KE"/>
-          </w:rPr>
-          <w:rPr>
-            <w:color w:val="0000EE"/>
-            <w:u w:val="single"/>
-          </w:rPr>
-          <w:t>ndogo</w:t>
-        </w:r>
-      </w:hyperlink>
-      <w:r>
-        <w:rPr>
-          <w:lang w:val="sw_KE" w:bidi="sw_KE"/>
-        </w:rPr>
-        <w:t xml:space="preserve"> ambayo kuhani alichoma viungo vyenye harufu tamu sana. Vitu hivi vyote vilikuwa ishara, au picha, za maana fulani muhimu. Makuhani walikula mikate hii, pengine kama ishara ya kuwa na mlo pamoja na Mungu; hii ilionyesha uhusiano mzuri ambao watu wanaweza kuwa nao na Mungu. Mafuta katika Biblia mara nyingi ni ishara ya </w:t>
-      </w:r>
-      <w:hyperlink r:id="rId30">
-        <w:r>
-          <w:rPr>
-            <w:lang w:val="sw_KE" w:bidi="sw_KE"/>
-          </w:rPr>
-          <w:rPr>
-            <w:color w:val="0000EE"/>
-            <w:u w:val="single"/>
-          </w:rPr>
-          <w:t>Roho Mtakatifu</w:t>
-        </w:r>
-      </w:hyperlink>
-      <w:r>
-        <w:rPr>
-          <w:lang w:val="sw_KE" w:bidi="sw_KE"/>
-        </w:rPr>
-        <w:t xml:space="preserve">, kwa nguvu za Mungu. Kwa hiyo taa ya mafuta ilikuwa ishara ya Mungu kuwa pamoja na watu. Na viungo vyenye harufu tamu vilikuwa ishara ya sala ambazo </w:t>
-      </w:r>
-      <w:r>
-        <w:rPr>
-          <w:b/>
-          <w:lang w:val="sw_KE" w:bidi="sw_KE"/>
-        </w:rPr>
-        <w:t>watu</w:t>
-      </w:r>
-      <w:r>
-        <w:rPr>
-          <w:lang w:val="sw_KE" w:bidi="sw_KE"/>
-        </w:rPr>
-        <w:t xml:space="preserve"> walimtolea Mungu.</w:t>
-      </w:r>
-    </w:p>
-    <w:p>
-      <w:pPr/>
-      <w:r>
-        <w:rPr>
-          <w:lang w:val="sw_KE" w:bidi="sw_KE"/>
-        </w:rPr>
-      </w:r>
-      <w:r>
-        <w:rPr>
-          <w:lang w:val="sw_KE" w:bidi="sw_KE"/>
-        </w:rPr>
-        <w:t xml:space="preserve">Mwishoni mwa mahali patakatifu pazia nzito ulitundiwa. Nyuma ya pazia hili kulikuwa mahali patakatifu zaidi. Ndani ya mahali hapa patakatifu palikuwa </w:t>
-      </w:r>
-      <w:r>
-        <w:rPr>
-          <w:b/>
-          <w:lang w:val="sw_KE" w:bidi="sw_KE"/>
-        </w:rPr>
-        <w:t>sanduku la agano</w:t>
-      </w:r>
-      <w:r>
-        <w:rPr>
-          <w:lang w:val="sw_KE" w:bidi="sw_KE"/>
-        </w:rPr>
-        <w:t xml:space="preserve">, ambalo ni sanduku la mbao. Hii ilikuwa mahali patakatifu zaidi, kwa sababu Mungu mwenyewe alikuwa mahali hapa. Ni kuhani </w:t>
-      </w:r>
-      <w:hyperlink r:id="rId31">
-        <w:r>
-          <w:rPr>
-            <w:lang w:val="sw_KE" w:bidi="sw_KE"/>
-          </w:rPr>
-          <w:rPr>
-            <w:color w:val="0000EE"/>
-            <w:u w:val="single"/>
-          </w:rPr>
-          <w:t>mkuu tu-kuhani</w:t>
-        </w:r>
-      </w:hyperlink>
-      <w:r>
-        <w:rPr>
-          <w:lang w:val="sw_KE" w:bidi="sw_KE"/>
-        </w:rPr>
-        <w:t xml:space="preserve"> muhimu zaidi-ndiye anayeweza kuingia mahali hapa, na angeweza kuingia mara moja tu kwa mwaka. Hii ilitokea katika "siku ya upatanisho," siku kubwa ya msamaha. Hata ingawa Waisraeli waliomba Mungu msamaha wa dhambi zao kwa mwaka wote, mara moja kwa mwaka kuhani mkuu angeomba msamaha wa dhambi zote ambazo watu wote walikuwa wamefanya bila kujua mwaka uliopita. Dhambi ambazo watu walifanya ilifanya hema ya kukutania </w:t>
-      </w:r>
-      <w:r>
-        <w:rPr>
-          <w:b/>
-          <w:lang w:val="sw_KE" w:bidi="sw_KE"/>
-        </w:rPr>
-        <w:t>iwe najisi</w:t>
-      </w:r>
-      <w:r>
-        <w:rPr>
-          <w:lang w:val="sw_KE" w:bidi="sw_KE"/>
-        </w:rPr>
-        <w:t>, au isiyofaa kwa huduma kwa Mungu. Mojawapo kati ya mambo ambayo kuhani mkuu alifanya katika siku kuu ya msamaha ilikuwa kuingia mahali hapa patakatifu zaidi na kueneza damu juu ya sanduku la agano. Hii iliashiria kwamba hekalu lilifanywa safi tena kwa dhambi zote ambazo watu walikuwa wamefanya.</w:t>
-      </w:r>
-    </w:p>
-    <w:p>
-      <w:pPr/>
-      <w:r>
-        <w:rPr>
-          <w:lang w:val="sw_KE" w:bidi="sw_KE"/>
-        </w:rPr>
-      </w:r>
-      <w:r>
-        <w:rPr>
-          <w:lang w:val="sw_KE" w:bidi="sw_KE"/>
-        </w:rPr>
-        <w:t xml:space="preserve">Hekalu lilisimama Yerusalemu, mji muhimu zaidi wa Israeli. Wayahudi wangesafiri kwenda Yerusalemu kusherehekea sherehe muhimu na mila katika hekalu. Katika wakati wa Yesu, kulikuwa na ua kadhaa karibu na hekalu. Ikiwa ulikuwa </w:t>
-      </w:r>
-      <w:hyperlink r:id="rId32">
-        <w:r>
-          <w:rPr>
-            <w:lang w:val="sw_KE" w:bidi="sw_KE"/>
-          </w:rPr>
-          <w:rPr>
-            <w:color w:val="0000EE"/>
-            <w:u w:val="single"/>
-          </w:rPr>
-          <w:t>mgeni</w:t>
-        </w:r>
-      </w:hyperlink>
-      <w:r>
-        <w:rPr>
-          <w:lang w:val="sw_KE" w:bidi="sw_KE"/>
-        </w:rPr>
-        <w:t xml:space="preserve"> anayetembelea hekalu, ungeweza kuja tu kwenye ua wa nje. Wanawake wa </w:t>
-      </w:r>
-      <w:r>
-        <w:rPr>
-          <w:b/>
-          <w:lang w:val="sw_KE" w:bidi="sw_KE"/>
-        </w:rPr>
-        <w:t>Kiyahudi</w:t>
-      </w:r>
-      <w:r>
-        <w:rPr>
-          <w:lang w:val="sw_KE" w:bidi="sw_KE"/>
-        </w:rPr>
-        <w:t xml:space="preserve"> wangeweza kuingia kwenye ua uliofuata Wanaume wa </w:t>
-      </w:r>
-      <w:r>
-        <w:rPr>
-          <w:b/>
-          <w:lang w:val="sw_KE" w:bidi="sw_KE"/>
-        </w:rPr>
-        <w:t>kiyahudi</w:t>
-      </w:r>
-      <w:r>
-        <w:rPr>
-          <w:lang w:val="sw_KE" w:bidi="sw_KE"/>
-        </w:rPr>
-        <w:t xml:space="preserve"> wangeweza kwenda kwenye ua lilokua baada ya ua moja zaidi. Makuhani tu ndio wangeweza kuingia kwenye ua ambamo dhabihu zilifanywa. Katika Agano la Kale, hatuoni sheria hizi kuhusu ua. Hizi zilikuwa sheria ambazo Wayahudi walikuwa wamejitengeneza.</w:t>
-      </w:r>
-    </w:p>
-    <w:p>
-      <w:pPr/>
-      <w:r>
-        <w:rPr>
-          <w:lang w:val="sw_KE" w:bidi="sw_KE"/>
-        </w:rPr>
-      </w:r>
-      <w:r>
-        <w:rPr>
-          <w:lang w:val="sw_KE" w:bidi="sw_KE"/>
-        </w:rPr>
-        <w:t xml:space="preserve">Lakini hata katika Agano la Kale, makuhani tu </w:t>
-      </w:r>
-      <w:r>
-        <w:rPr>
-          <w:b/>
-          <w:lang w:val="sw_KE" w:bidi="sw_KE"/>
-        </w:rPr>
-        <w:t>ndio</w:t>
-      </w:r>
-      <w:r>
-        <w:rPr>
-          <w:lang w:val="sw_KE" w:bidi="sw_KE"/>
-        </w:rPr>
-        <w:t xml:space="preserve"> wangeweza kuingia hekaluni, na kuhani mkuu tu ndiye angeweza kupita pazia nzito hadi mahali patakatifu zaidi. Hii yote iliwaonyesha watu jinsi Mungu alivyokuwa mtakatifu, na jinsi alivyokuwa tofauti na aliyetengwa na watu. Yesu alipokufa </w:t>
-      </w:r>
-      <w:hyperlink r:id="rId33">
-        <w:r>
-          <w:rPr>
-            <w:lang w:val="sw_KE" w:bidi="sw_KE"/>
-          </w:rPr>
-          <w:rPr>
-            <w:color w:val="0000EE"/>
-            <w:u w:val="single"/>
-          </w:rPr>
-          <w:t>msalabani</w:t>
-        </w:r>
-      </w:hyperlink>
-      <w:r>
-        <w:rPr>
-          <w:lang w:val="sw_KE" w:bidi="sw_KE"/>
-        </w:rPr>
-        <w:t>, kitu cha ajabu sana kilitokea ndani ya hekalu. Kitabu cha Mathayo kinatuambia kwamba pazia la hekalu lilipasuliwa nusu kutoka juu hadi chini! Hii ilionyesha kwamba kwa sababu ya kifo cha Yesu utengano huu mkubwa kati ya Mungu na watu ulifika mwisho. Dhabihu ya Yesu iliwezesha watu kumkaribia Mungu sasa bila woga na kusita.</w:t>
-      </w:r>
-    </w:p>
-    <w:p>
-      <w:pPr/>
-      <w:r>
-        <w:rPr>
-          <w:lang w:val="sw_KE" w:bidi="sw_KE"/>
-        </w:rPr>
-      </w:r>
-      <w:r>
-        <w:rPr>
-          <w:lang w:val="sw_KE" w:bidi="sw_KE"/>
-        </w:rPr>
-        <w:t>Takriban miaka 40 baada ya Yesu kurudi mbinguni, Warumi waliharibu hekalu hili. Wayahudi walikuwa wameasi dhidi ya Warumi, ambao walikuwa wakiwatawala, na kwa sababu hiyo Warumi walichoma Yerusalemu na kuharibu hekalu kabisa. Baada ya hii, Wayahudi hawakuweza kujenga hekalu tena.</w:t>
-      </w:r>
-    </w:p>
-    <w:p>
-      <w:pPr/>
-      <w:r>
-        <w:rPr>
-          <w:lang w:val="sw_KE" w:bidi="sw_KE"/>
-        </w:rPr>
-      </w:r>
-      <w:r>
-        <w:rPr>
-          <w:lang w:val="sw_KE" w:bidi="sw_KE"/>
-        </w:rPr>
-        <w:t xml:space="preserve">Paulo katika barua yake aliwaambia watu kwamba </w:t>
-      </w:r>
-      <w:hyperlink r:id="rId16">
-        <w:r>
-          <w:rPr>
-            <w:lang w:val="sw_KE" w:bidi="sw_KE"/>
-          </w:rPr>
-          <w:rPr>
-            <w:color w:val="0000EE"/>
-            <w:u w:val="single"/>
-          </w:rPr>
-          <w:t>kanisa</w:t>
-        </w:r>
-      </w:hyperlink>
-      <w:r>
-        <w:rPr>
-          <w:lang w:val="sw_KE" w:bidi="sw_KE"/>
-        </w:rPr>
-        <w:t xml:space="preserve">, </w:t>
-      </w:r>
-      <w:r>
-        <w:rPr>
-          <w:b/>
-          <w:lang w:val="sw_KE" w:bidi="sw_KE"/>
-        </w:rPr>
-        <w:t>waumini</w:t>
-      </w:r>
-      <w:r>
-        <w:rPr>
-          <w:lang w:val="sw_KE" w:bidi="sw_KE"/>
-        </w:rPr>
-        <w:t xml:space="preserve"> ambao sasa wako katika Yesu pamoja, sasa ni hekalu la Mungu. Jamii ya waumini ni mahali ambapo Mungu anaishi duniani, na mahali ambapo watu wanaweza kukutana na Mungu.</w:t>
-      </w:r>
-    </w:p>
-    <w:p>
-      <w:pPr/>
-      <w:r>
-        <w:rPr>
-          <w:lang w:val="sw_KE" w:bidi="sw_KE"/>
-        </w:rPr>
-      </w:r>
-      <w:r>
-        <w:rPr>
-          <w:lang w:val="sw_KE" w:bidi="sw_KE"/>
-        </w:rPr>
-        <w:t>Katika kitabu cha Ufunuo tunasikia kwamba Yesu atakaporudi kutawala dunia, hakutakuwa na hekalu lingine. Hakutakuwa na haja ya hekalu, kwa sababu Mungu ataishi kati ya watu-bila kujitenga kwokwote!</w:t>
-      </w:r>
-    </w:p>
-    <w:p>
-      <w:pPr/>
-      <w:r>
-        <w:rPr>
-          <w:lang w:val="sw_KE" w:bidi="sw_KE"/>
-        </w:rPr>
-      </w:r>
-      <w:r>
-        <w:rPr>
-          <w:lang w:val="sw_KE" w:bidi="sw_KE"/>
-        </w:rPr>
-        <w:t>Tunapata maneno mengine katika Biblia ambayo yanatumiwa badala ya hekalu, kama vile:</w:t>
-      </w:r>
-    </w:p>
-    <w:p>
-      <w:pPr/>
-      <w:r>
-        <w:rPr>
-          <w:lang w:val="sw_KE" w:bidi="sw_KE"/>
-        </w:rPr>
-      </w:r>
-      <w:r>
-        <w:rPr>
-          <w:lang w:val="sw_KE" w:bidi="sw_KE"/>
-        </w:rPr>
-        <w:t xml:space="preserve">Biblia pia inataja mahekalu ambayo yalitolea kwa miungu ambayo watu wengine walikuwa wakiabudu, kama vile hekalu la Dagoni katika kitabu cha Waamuzi au hekalu la Artemis katika kitabu cha Matendo. Mahekalu haya yalikuwa tofauti sana na hekalu katika Yerusalemu na daima lilikuwa na </w:t>
-      </w:r>
-      <w:hyperlink r:id="rId34">
-        <w:r>
-          <w:rPr>
-            <w:lang w:val="sw_KE" w:bidi="sw_KE"/>
-          </w:rPr>
-          <w:rPr>
-            <w:color w:val="0000EE"/>
-            <w:u w:val="single"/>
-          </w:rPr>
-          <w:t>sanamu</w:t>
-        </w:r>
-      </w:hyperlink>
-      <w:r>
-        <w:rPr>
-          <w:lang w:val="sw_KE" w:bidi="sw_KE"/>
-        </w:rPr>
-        <w:t>, sanamu ya miungu hii. Hekalu la Mungu halikuwa na sanamu, kwa sababu Mungu alikuwa amewakataza watu kutengeneza sanamu ya Mungu.</w:t>
-      </w:r>
-    </w:p>
-    <w:p>
-      <w:pPr/>
-      <w:r>
-        <w:rPr>
-          <w:lang w:val="sw_KE" w:bidi="sw_KE"/>
-        </w:rPr>
-      </w:r>
-      <w:r>
-        <w:rPr>
-          <w:b/>
-          <w:lang w:val="sw_KE" w:bidi="sw_KE"/>
-        </w:rPr>
-        <w:t>Wakati wa kutafsiri "kuamini" kuwa mwangalifu kuhusu mambo yafuatayo:</w:t>
-      </w:r>
-    </w:p>
-    <w:p>
-      <w:pPr/>
-      <w:r>
-        <w:rPr>
-          <w:lang w:val="sw_KE" w:bidi="sw_KE"/>
-        </w:rPr>
-      </w:r>
-      <w:r>
-        <w:rPr>
-          <w:lang w:val="sw_KE" w:bidi="sw_KE"/>
-        </w:rPr>
-        <w:t>Lugha yako inaweza kuwa na neno ambalo hutumiwa kuashiria mahali pa ibada ambapo pametolewa kwa mungu maalum katika utamaduni wako. Neno hili linaweza kuwa sio sahihi kwa neno "hekalu" katika Biblia, isipokuwa utatoa maelezo kuhusu utofauti. Unaweza sema "hekalu la Mungu" ili kuweka wazi kwamba ni tofauti na mahekalu katika jamii yako.</w:t>
-      </w:r>
-    </w:p>
-    <w:p>
-      <w:pPr/>
-      <w:r>
-        <w:rPr>
-          <w:lang w:val="sw_KE" w:bidi="sw_KE"/>
-        </w:rPr>
-      </w:r>
-      <w:r>
-        <w:rPr>
-          <w:lang w:val="sw_KE" w:bidi="sw_KE"/>
-        </w:rPr>
-        <w:t>Majina mengine yanayotumiwa kuashiria hekalu ni:</w:t>
-      </w:r>
-    </w:p>
-    <w:p>
-      <w:pPr/>
-      <w:r>
-        <w:rPr>
-          <w:lang w:val="sw_KE" w:bidi="sw_KE"/>
-        </w:rPr>
-      </w:r>
-      <w:r>
-        <w:rPr>
-          <w:lang w:val="sw_KE" w:bidi="sw_KE"/>
-        </w:rPr>
-        <w:t xml:space="preserve">Kumbuka kwamba utahitaji neno lingine kuashiria hema ya </w:t>
-      </w:r>
-      <w:hyperlink r:id="rId25">
-        <w:r>
-          <w:rPr>
-            <w:lang w:val="sw_KE" w:bidi="sw_KE"/>
-          </w:rPr>
-          <w:rPr>
-            <w:color w:val="0000EE"/>
-            <w:u w:val="single"/>
-          </w:rPr>
-          <w:t>kukutania</w:t>
-        </w:r>
-      </w:hyperlink>
-      <w:r>
-        <w:rPr>
-          <w:lang w:val="sw_KE" w:bidi="sw_KE"/>
-        </w:rPr>
-        <w:t>.</w:t>
-      </w:r>
-    </w:p>
-    <w:p>
-      <w:pPr/>
-      <w:r>
-        <w:rPr>
-          <w:lang w:val="sw_KE" w:bidi="sw_KE"/>
-        </w:rPr>
-      </w:r>
-      <w:r>
-        <w:rPr>
-          <w:lang w:val="sw_KE" w:bidi="sw_KE"/>
-        </w:rPr>
-        <w:t xml:space="preserve">Pia, kuwa mwangalifu ili watu wasichanganyike na neno ulilochagua kumaanisha </w:t>
-      </w:r>
-      <w:hyperlink r:id="rId35">
-        <w:r>
-          <w:rPr>
-            <w:lang w:val="sw_KE" w:bidi="sw_KE"/>
-          </w:rPr>
-          <w:rPr>
-            <w:color w:val="0000EE"/>
-            <w:u w:val="single"/>
-          </w:rPr>
-          <w:t>sinagogi</w:t>
-        </w:r>
-      </w:hyperlink>
-      <w:r>
-        <w:rPr>
-          <w:lang w:val="sw_KE" w:bidi="sw_KE"/>
-        </w:rPr>
-        <w:t>. Sinagogi lilikuwa mahali ambapo Wayahudi walikutana kwa ajili ya sala na kujifunza neno la Mungu. Watu hawakuleta dhabihu katika sinagogi. Kulikuwa na masinagogi mengi, ilihali kulikua hekalu moja tu.</w:t>
-      </w:r>
-      <w:r>
-        <w:rPr>
-          <w:lang w:val="sw_KE" w:bidi="sw_KE"/>
-        </w:rPr>
-      </w:r>
-      <w:r>
-        <w:rPr>
-          <w:lang w:val="sw_KE" w:bidi="sw_KE"/>
-        </w:rPr>
-      </w:r>
-    </w:p>
-    <w:p>
-      <w:pPr/>
-      <w:r>
-        <w:rPr>
-          <w:lang w:val="sw_KE" w:bidi="sw_KE"/>
-        </w:rPr>
-      </w:r>
-    </w:p>
-    <w:p>
-      <w:pPr>
-        <w:pStyle w:val="Heading2"/>
-      </w:pPr>
-      <w:r>
-        <w:rPr>
-          <w:lang w:val="sw_KE" w:bidi="sw_KE"/>
-        </w:rPr>
-        <w:t>hema</w:t>
-      </w:r>
-      <w:r>
-        <w:rPr>
-          <w:lang w:val="sw_KE" w:bidi="sw_KE"/>
-        </w:rPr>
-      </w:r>
-    </w:p>
-    <w:p>
-      <w:pPr/>
-      <w:r>
-        <w:rPr>
-          <w:lang w:val="sw_KE" w:bidi="sw_KE"/>
-        </w:rPr>
-      </w:r>
-      <w:r>
-        <w:rPr>
-          <w:lang w:val="sw_KE" w:bidi="sw_KE"/>
-        </w:rPr>
-        <w:t xml:space="preserve">Hema </w:t>
-      </w:r>
-      <w:r>
-        <w:rPr>
-          <w:b/>
-          <w:lang w:val="sw_KE" w:bidi="sw_KE"/>
-        </w:rPr>
-        <w:t>lilikuwa</w:t>
-      </w:r>
-      <w:r>
-        <w:rPr>
-          <w:lang w:val="sw_KE" w:bidi="sw_KE"/>
-        </w:rPr>
-        <w:t xml:space="preserve"> hema ambapo Waisraeli </w:t>
-      </w:r>
-      <w:r>
-        <w:rPr>
-          <w:b/>
-          <w:lang w:val="sw_KE" w:bidi="sw_KE"/>
-        </w:rPr>
-        <w:t>waliabudu</w:t>
-      </w:r>
-      <w:r>
-        <w:rPr>
-          <w:lang w:val="sw_KE" w:bidi="sw_KE"/>
-        </w:rPr>
-        <w:t xml:space="preserve"> Mungu. Jina lingine la hema ni "hema la mkutano," kwa sababu hema hii ilikuwa mahali ambapo Waisraeli wangeweza kukutana na Mungu.</w:t>
-      </w:r>
-    </w:p>
-    <w:p>
-      <w:pPr/>
-      <w:r>
-        <w:rPr>
-          <w:lang w:val="sw_KE" w:bidi="sw_KE"/>
-        </w:rPr>
-      </w:r>
-      <w:r>
-        <w:rPr>
-          <w:lang w:val="sw_KE" w:bidi="sw_KE"/>
-        </w:rPr>
-        <w:t xml:space="preserve">Miaka elfu kadhaa kabla ya kuzaliwa kwa Yesu, Mungu alikuwa amefungua kizazi cha </w:t>
-      </w:r>
-      <w:hyperlink r:id="rId19">
-        <w:r>
-          <w:rPr>
-            <w:lang w:val="sw_KE" w:bidi="sw_KE"/>
-          </w:rPr>
-          <w:rPr>
-            <w:color w:val="0000EE"/>
-            <w:u w:val="single"/>
-          </w:rPr>
-          <w:t>Ibrahimu</w:t>
-        </w:r>
-      </w:hyperlink>
-      <w:r>
-        <w:rPr>
-          <w:lang w:val="sw_KE" w:bidi="sw_KE"/>
-        </w:rPr>
-        <w:t xml:space="preserve">, Waisraeli, kutoka katika utumwa kule Misri. Kiongozi wa Waisraeli alikuwa Musa. Mungu alimpa Musa maagizo kuhusu ni njia gani inayofaa kwa Waisraeli </w:t>
-      </w:r>
-      <w:hyperlink r:id="rId36">
-        <w:r>
-          <w:rPr>
-            <w:lang w:val="sw_KE" w:bidi="sw_KE"/>
-          </w:rPr>
-          <w:rPr>
-            <w:color w:val="0000EE"/>
-            <w:u w:val="single"/>
-          </w:rPr>
-          <w:t>kumwabudu</w:t>
-        </w:r>
-      </w:hyperlink>
-      <w:r>
-        <w:rPr>
-          <w:lang w:val="sw_KE" w:bidi="sw_KE"/>
-        </w:rPr>
-        <w:t xml:space="preserve"> Mungu. Kwa sababu Mungu ni </w:t>
-      </w:r>
-      <w:hyperlink r:id="rId24">
-        <w:r>
-          <w:rPr>
-            <w:lang w:val="sw_KE" w:bidi="sw_KE"/>
-          </w:rPr>
-          <w:rPr>
-            <w:color w:val="0000EE"/>
-            <w:u w:val="single"/>
-          </w:rPr>
-          <w:t>mtakatifu</w:t>
-        </w:r>
-      </w:hyperlink>
-      <w:r>
-        <w:rPr>
-          <w:lang w:val="sw_KE" w:bidi="sw_KE"/>
-        </w:rPr>
-        <w:t xml:space="preserve">, na watu ni wenye </w:t>
-      </w:r>
-      <w:r>
-        <w:rPr>
-          <w:b/>
-          <w:lang w:val="sw_KE" w:bidi="sw_KE"/>
-        </w:rPr>
-        <w:t>dhambi</w:t>
-      </w:r>
-      <w:r>
-        <w:rPr>
-          <w:lang w:val="sw_KE" w:bidi="sw_KE"/>
-        </w:rPr>
-        <w:t xml:space="preserve">, watu hawawezi tu kuja kwa Mungu jinsi walivyo. Mungu hawezi kustahimili dhambi, na mtu yeyote ambaye angekuja kwa Mungu moja kwa moja angekufa. Lakini Mungu alifanya iwezekana watu kwenda kwake, wakati huo, kwa </w:t>
-      </w:r>
-      <w:r>
-        <w:rPr>
-          <w:b/>
-          <w:lang w:val="sw_KE" w:bidi="sw_KE"/>
-        </w:rPr>
-        <w:t>njia</w:t>
-      </w:r>
-      <w:r>
-        <w:rPr>
-          <w:lang w:val="sw_KE" w:bidi="sw_KE"/>
-        </w:rPr>
-        <w:t xml:space="preserve"> ya dhabihu na mila zingine ambazo </w:t>
-      </w:r>
-      <w:r>
-        <w:rPr>
-          <w:b/>
-          <w:lang w:val="sw_KE" w:bidi="sw_KE"/>
-        </w:rPr>
-        <w:t>ziliwafanya</w:t>
-      </w:r>
-      <w:r>
-        <w:rPr>
-          <w:lang w:val="sw_KE" w:bidi="sw_KE"/>
-        </w:rPr>
-        <w:t xml:space="preserve"> watu kuwa safi. Wakati watu walikuwa safi kiutamaduni, hiyo ilimaanisha walikuwa wamekubalika mbele ya Mungu.</w:t>
-      </w:r>
-    </w:p>
-    <w:p>
-      <w:pPr/>
-      <w:r>
-        <w:rPr>
-          <w:lang w:val="sw_KE" w:bidi="sw_KE"/>
-        </w:rPr>
-      </w:r>
-      <w:r>
-        <w:rPr>
-          <w:lang w:val="sw_KE" w:bidi="sw_KE"/>
-        </w:rPr>
-        <w:t>Mungu alimwambia Musa atengeneze hema maalum ambayo ingekuwa mahali ambapo watu wangeweza kukutana na Mungu salama. Hii ilikuwa hema ya kukutania. Watu walifanya hema na paneli za mbao ambazo zilifunikwa kwa dhahabu. Juu ya mjengo waliweka vipande maridadi vya vitambaa. Wakati wowote watu wanaposafiri, hema ilitenganisha na kubeba sehemu za hema pamoja nao mabegani mwao. Walipofika mahali pengine, waliiweka pamoja tena.</w:t>
-      </w:r>
-    </w:p>
-    <w:p>
-      <w:pPr/>
-      <w:r>
-        <w:rPr>
-          <w:lang w:val="sw_KE" w:bidi="sw_KE"/>
-        </w:rPr>
-      </w:r>
-      <w:r>
-        <w:rPr>
-          <w:b/>
-          <w:lang w:val="sw_KE" w:bidi="sw_KE"/>
-        </w:rPr>
-        <w:t>Makuhani</w:t>
-      </w:r>
-      <w:r>
-        <w:rPr>
-          <w:lang w:val="sw_KE" w:bidi="sw_KE"/>
-        </w:rPr>
-        <w:t xml:space="preserve"> walikuwa watu maalum ambao walifanya kazi katika hema ya kukutania. Makuhani walifanya watu wawe mbele ya Mungu na kuwa na uhusiano mzuri na Mungu. Makuhani walifanya hili kwa kutoa dhabihu kwa niaba ya watu, na kwa kuwafundisha watu jinsi ya kuishi.</w:t>
-      </w:r>
-    </w:p>
-    <w:p>
-      <w:pPr/>
-      <w:r>
-        <w:rPr>
-          <w:lang w:val="sw_KE" w:bidi="sw_KE"/>
-        </w:rPr>
-      </w:r>
-      <w:r>
-        <w:rPr>
-          <w:lang w:val="sw_KE" w:bidi="sw_KE"/>
-        </w:rPr>
-        <w:t xml:space="preserve">Mbele ya hema ya kukutania kulikuwa na ua. Katika ua kulikuwa na </w:t>
-      </w:r>
-      <w:hyperlink r:id="rId29">
-        <w:r>
-          <w:rPr>
-            <w:lang w:val="sw_KE" w:bidi="sw_KE"/>
-          </w:rPr>
-          <w:rPr>
-            <w:color w:val="0000EE"/>
-            <w:u w:val="single"/>
-          </w:rPr>
-          <w:t>madhabahu</w:t>
-        </w:r>
-      </w:hyperlink>
-      <w:r>
-        <w:rPr>
-          <w:lang w:val="sw_KE" w:bidi="sw_KE"/>
-        </w:rPr>
-        <w:t>, ambayo ni mahali ambapo makuhani walileta sadaka kwa Mungu.</w:t>
-      </w:r>
-    </w:p>
-    <w:p>
-      <w:pPr/>
-      <w:r>
-        <w:rPr>
-          <w:lang w:val="sw_KE" w:bidi="sw_KE"/>
-        </w:rPr>
-      </w:r>
-      <w:r>
-        <w:rPr>
-          <w:lang w:val="sw_KE" w:bidi="sw_KE"/>
-        </w:rPr>
-        <w:t xml:space="preserve">Hema yenyewe iligawanywa katika sehemu mbili. Sehemu ya kwanza iliitwa "mahali patakatifu." Makuhani tu ndio wangeweza kuingia mahali hapo. Ndani ya mahali humo kulikuwa na meza yenye mikate 12 ambayo makuhani walibadilisha kila wiki, taa ya </w:t>
-      </w:r>
-      <w:hyperlink r:id="rId28">
-        <w:r>
-          <w:rPr>
-            <w:lang w:val="sw_KE" w:bidi="sw_KE"/>
-          </w:rPr>
-          <w:rPr>
-            <w:color w:val="0000EE"/>
-            <w:u w:val="single"/>
-          </w:rPr>
-          <w:t>mafuta ambayo</w:t>
-        </w:r>
-      </w:hyperlink>
-      <w:r>
-        <w:rPr>
-          <w:lang w:val="sw_KE" w:bidi="sw_KE"/>
-        </w:rPr>
-        <w:t xml:space="preserve"> iliwashwa moto kila wakati, na madhabahu ndogo ambayo kuhani alichoma viungo vyenye harufu tamu sana. Vitu hivi vyote vilikuwa ishara, au picha, za maana fulani muhimu. Makuhani walikula mikate, pengine kama ishara ya kuwa na mlo pamoja na Mungu; hii ilionyesha uhusiano mzuri ambao watu wanaweza kuwa nao na Mungu. Mafuta katika Biblia mara nyingi ni ishara ya </w:t>
-      </w:r>
-      <w:hyperlink r:id="rId30">
-        <w:r>
-          <w:rPr>
-            <w:lang w:val="sw_KE" w:bidi="sw_KE"/>
-          </w:rPr>
-          <w:rPr>
-            <w:color w:val="0000EE"/>
-            <w:u w:val="single"/>
-          </w:rPr>
-          <w:t>Roho Mtakatifu</w:t>
-        </w:r>
-      </w:hyperlink>
-      <w:r>
-        <w:rPr>
-          <w:lang w:val="sw_KE" w:bidi="sw_KE"/>
-        </w:rPr>
-        <w:t xml:space="preserve">, kwa nguvu za Mungu. Kwa hiyo taa ya mafuta ilikuwa ishara ya Mungu kuwa pamoja na watu. Na viungo vyenye harufu tamu vilikuwa ishara ya </w:t>
-      </w:r>
-      <w:r>
-        <w:rPr>
-          <w:b/>
-          <w:lang w:val="sw_KE" w:bidi="sw_KE"/>
-        </w:rPr>
-        <w:t>sala</w:t>
-      </w:r>
-      <w:r>
-        <w:rPr>
-          <w:lang w:val="sw_KE" w:bidi="sw_KE"/>
-        </w:rPr>
-        <w:t xml:space="preserve"> ambazo watu walimtolea Mungu.</w:t>
-      </w:r>
-    </w:p>
-    <w:p>
-      <w:pPr/>
-      <w:r>
-        <w:rPr>
-          <w:lang w:val="sw_KE" w:bidi="sw_KE"/>
-        </w:rPr>
-      </w:r>
-      <w:r>
-        <w:rPr>
-          <w:lang w:val="sw_KE" w:bidi="sw_KE"/>
-        </w:rPr>
-        <w:t xml:space="preserve">Mwishoni mwa mahali patakatifu pazia nzito ulitundiwa. Nyuma ya pazia hili kulikuwa na "mahali patakatifu zaidi." Ndani ya mahali humo patakatifu zaidi kulikuwa na sanduku la agano. Hii ilikuwa kifua cha mbao ambacho kilikuwa kimefunikwa kabisa na dhahabu, ndani na nje. Juu ya kifua cha mbao kulikuwa na viumbe viwili venye mabawa ambayo yaliwakilisha aina maalum ya </w:t>
-      </w:r>
-      <w:hyperlink r:id="rId37">
-        <w:r>
-          <w:rPr>
-            <w:lang w:val="sw_KE" w:bidi="sw_KE"/>
-          </w:rPr>
-          <w:rPr>
-            <w:color w:val="0000EE"/>
-            <w:u w:val="single"/>
-          </w:rPr>
-          <w:t>malaika</w:t>
-        </w:r>
-      </w:hyperlink>
-      <w:r>
-        <w:rPr>
-          <w:lang w:val="sw_KE" w:bidi="sw_KE"/>
-        </w:rPr>
-        <w:t>. Sanduku hili liliashiria kiti cha enzi cha Mungu.</w:t>
-      </w:r>
-    </w:p>
-    <w:p>
-      <w:pPr/>
-      <w:r>
-        <w:rPr>
-          <w:lang w:val="sw_KE" w:bidi="sw_KE"/>
-        </w:rPr>
-      </w:r>
-      <w:r>
-        <w:rPr>
-          <w:lang w:val="sw_KE" w:bidi="sw_KE"/>
-        </w:rPr>
-        <w:t xml:space="preserve">Hii ilikuwa mahali patakatifu zaidi, kwa sababu Mungu mwenyewe alikuwa mahali hapa. Ni kuhani </w:t>
-      </w:r>
-      <w:hyperlink r:id="rId31">
-        <w:r>
-          <w:rPr>
-            <w:lang w:val="sw_KE" w:bidi="sw_KE"/>
-          </w:rPr>
-          <w:rPr>
-            <w:color w:val="0000EE"/>
-            <w:u w:val="single"/>
-          </w:rPr>
-          <w:t>mkuu tu-kuhani</w:t>
-        </w:r>
-      </w:hyperlink>
-      <w:r>
-        <w:rPr>
-          <w:lang w:val="sw_KE" w:bidi="sw_KE"/>
-        </w:rPr>
-        <w:t xml:space="preserve"> muhimu zaidi-ndiye anayeweza kuingia mahali hapa, na angeweza kuingia mara moja tu kwa mwaka. Kuhani mkuu aliingia katika "siku ya upatanisho"-siku kuu ya </w:t>
-      </w:r>
-      <w:hyperlink r:id="rId27">
-        <w:r>
-          <w:rPr>
-            <w:lang w:val="sw_KE" w:bidi="sw_KE"/>
-          </w:rPr>
-          <w:rPr>
-            <w:color w:val="0000EE"/>
-            <w:u w:val="single"/>
-          </w:rPr>
-          <w:t>msamaha</w:t>
-        </w:r>
-      </w:hyperlink>
-      <w:r>
-        <w:rPr>
-          <w:lang w:val="sw_KE" w:bidi="sw_KE"/>
-        </w:rPr>
-        <w:t>. Ingawa Waisraeli walimwomba Mungu msamaha kwa dhambi zao kila siku, kuhani mkuu angeomba msamaha mara moja kwa mwaka kwa dhambi zote ambazo watu wote walikuwa wamefanya bila kujua katika mwaka uliopita. Dhambi ambazo watu walifanya ilifanya hema ya kukutania iwe najisi, au isiyofaa kwa huduma kwa Mungu. Moja kati ya mambo ambayo kuhani mkuu alifanya katika siku kuu ya msamaha ilikuwa kuingia mahali hapa patakatifu zaidi na kueneza damu juu ya sanduku la agano. Hii iliashiria kwamba hekalu lilifanywa safi tena kwa dhambi zote ambazo watu walikuwa wamefanya.</w:t>
-      </w:r>
-    </w:p>
-    <w:p>
-      <w:pPr/>
-      <w:r>
-        <w:rPr>
-          <w:lang w:val="sw_KE" w:bidi="sw_KE"/>
-        </w:rPr>
-      </w:r>
-      <w:r>
-        <w:rPr>
-          <w:lang w:val="sw_KE" w:bidi="sw_KE"/>
-        </w:rPr>
-        <w:t xml:space="preserve">Baadaye, wakati Waisraeli walipofika katika nchi, walibadili hema ya kukutania na jengo la kudumu, </w:t>
-      </w:r>
-      <w:hyperlink r:id="rId38">
-        <w:r>
-          <w:rPr>
-            <w:lang w:val="sw_KE" w:bidi="sw_KE"/>
-          </w:rPr>
-          <w:rPr>
-            <w:color w:val="0000EE"/>
-            <w:u w:val="single"/>
-          </w:rPr>
-          <w:t>hekalu</w:t>
-        </w:r>
-      </w:hyperlink>
-      <w:r>
-        <w:rPr>
-          <w:lang w:val="sw_KE" w:bidi="sw_KE"/>
-        </w:rPr>
-        <w:t>. Hekalu lilikuwa na kazi sawa na hema ya kukutania na ilikuwa na muundo sawa na wa hema yaani ilikuwa na ua, mahali patakatifu, na mahali patakatifu zaidi.</w:t>
-      </w:r>
-      <w:r>
-        <w:rPr>
-          <w:lang w:val="sw_KE" w:bidi="sw_KE"/>
-        </w:rPr>
-      </w:r>
-      <w:r>
-        <w:rPr>
-          <w:lang w:val="sw_KE" w:bidi="sw_KE"/>
-        </w:rPr>
-      </w:r>
-    </w:p>
-    <w:p>
-      <w:pPr/>
-      <w:r>
-        <w:rPr>
-          <w:lang w:val="sw_KE" w:bidi="sw_KE"/>
-        </w:rPr>
-      </w:r>
-    </w:p>
-    <w:p>
-      <w:pPr>
-        <w:pStyle w:val="Heading2"/>
-      </w:pPr>
-      <w:r>
-        <w:rPr>
-          <w:lang w:val="sw_KE" w:bidi="sw_KE"/>
-        </w:rPr>
-        <w:t>Herodia</w:t>
-      </w:r>
-      <w:r>
-        <w:rPr>
-          <w:lang w:val="sw_KE" w:bidi="sw_KE"/>
-        </w:rPr>
-      </w:r>
-    </w:p>
-    <w:p>
-      <w:pPr/>
-      <w:r>
-        <w:rPr>
-          <w:lang w:val="sw_KE" w:bidi="sw_KE"/>
-        </w:rPr>
-      </w:r>
-      <w:r>
-        <w:rPr>
-          <w:lang w:val="sw_KE" w:bidi="sw_KE"/>
-        </w:rPr>
-        <w:t xml:space="preserve">Katika Agano Jipya, neno </w:t>
-      </w:r>
-      <w:r>
-        <w:rPr>
-          <w:b/>
-          <w:lang w:val="sw_KE" w:bidi="sw_KE"/>
-        </w:rPr>
-        <w:t>Herode</w:t>
-      </w:r>
-      <w:r>
-        <w:rPr>
-          <w:lang w:val="sw_KE" w:bidi="sw_KE"/>
-        </w:rPr>
-        <w:t xml:space="preserve"> linamaanisha kikundi cha watu waliounga mkono utawala wa familia ya Herodia-ambayo ina maana mfalme Herode, mwana wake Herode na mjukuu wake Herode. Serikali ya Kirumi ilikuwa imeteua watawala hawa, na kwa hiyo Herode pia walikuwa wakiunga mkono serikali ya Kirumi. Kwa njia hii walikuwa wapinzani wa </w:t>
-      </w:r>
-      <w:r>
-        <w:rPr>
-          <w:b/>
-          <w:lang w:val="sw_KE" w:bidi="sw_KE"/>
-        </w:rPr>
-        <w:t>Mafarisayo</w:t>
-      </w:r>
-      <w:r>
-        <w:rPr>
-          <w:lang w:val="sw_KE" w:bidi="sw_KE"/>
-        </w:rPr>
-        <w:t>, kikundi cha walimu wa kidini ambao walikuwa kinyume na utawala wa Kirumi. Hata hivyo, Mafarisayo na Herode walifanya kazi pamoja dhidi ya Yesu.</w:t>
-      </w:r>
-      <w:r>
-        <w:rPr>
-          <w:lang w:val="sw_KE" w:bidi="sw_KE"/>
-        </w:rPr>
-      </w:r>
-      <w:r>
-        <w:rPr>
-          <w:lang w:val="sw_KE" w:bidi="sw_KE"/>
-        </w:rPr>
-      </w:r>
-    </w:p>
-    <w:p>
-      <w:pPr/>
-      <w:r>
-        <w:rPr>
-          <w:lang w:val="sw_KE" w:bidi="sw_KE"/>
-        </w:rPr>
-      </w:r>
-    </w:p>
-    <w:p>
-      <w:pPr>
-        <w:pStyle w:val="Heading2"/>
-      </w:pPr>
-      <w:r>
-        <w:rPr>
-          <w:lang w:val="sw_KE" w:bidi="sw_KE"/>
-        </w:rPr>
-        <w:t>Hosana</w:t>
-      </w:r>
-      <w:r>
-        <w:rPr>
-          <w:lang w:val="sw_KE" w:bidi="sw_KE"/>
-        </w:rPr>
-      </w:r>
-    </w:p>
-    <w:p>
-      <w:pPr/>
-      <w:r>
-        <w:rPr>
-          <w:lang w:val="sw_KE" w:bidi="sw_KE"/>
-        </w:rPr>
-      </w:r>
-      <w:r>
-        <w:rPr>
-          <w:lang w:val="sw_KE" w:bidi="sw_KE"/>
-        </w:rPr>
-        <w:t xml:space="preserve">Katika Agano la Kale, neno </w:t>
-      </w:r>
-      <w:r>
-        <w:rPr>
-          <w:b/>
-          <w:lang w:val="sw_KE" w:bidi="sw_KE"/>
-        </w:rPr>
-        <w:t>Hosana</w:t>
-      </w:r>
-      <w:r>
-        <w:rPr>
-          <w:lang w:val="sw_KE" w:bidi="sw_KE"/>
-        </w:rPr>
-        <w:t xml:space="preserve"> linamaanisha "kutuokoa." Tunaweza kusikia neno hili katika Zaburi 118. Katika Zaburi hii, mwimbaji anamwomba Mungu awaokoe watu, na kisha anaanza kumsifu </w:t>
-      </w:r>
-      <w:hyperlink r:id="rId39">
-        <w:r>
-          <w:rPr>
-            <w:lang w:val="sw_KE" w:bidi="sw_KE"/>
-          </w:rPr>
-          <w:rPr>
-            <w:color w:val="0000EE"/>
-            <w:u w:val="single"/>
-          </w:rPr>
-          <w:t>Mungu</w:t>
-        </w:r>
-      </w:hyperlink>
-      <w:r>
-        <w:rPr>
-          <w:lang w:val="sw_KE" w:bidi="sw_KE"/>
-        </w:rPr>
-        <w:t xml:space="preserve">. Kwa sababu ya hiyo, kwa wakati wa Agano Jipya watu walitumia neno Hosana kama njia ya kumsifu Mungu kwa furaha kubwa, kwa sababu waliamini kwamba Mungu </w:t>
-      </w:r>
-      <w:r>
-        <w:rPr>
-          <w:b/>
-          <w:lang w:val="sw_KE" w:bidi="sw_KE"/>
-        </w:rPr>
-        <w:t>angewaokoa</w:t>
-      </w:r>
-      <w:r>
-        <w:rPr>
-          <w:lang w:val="sw_KE" w:bidi="sw_KE"/>
-        </w:rPr>
-        <w:t xml:space="preserve"> hivi karibuni. Maana ya vitendo ya neno Hosana katika Agano Jipya kwa hiyo ni "kumsifu Mungu."</w:t>
-      </w:r>
-    </w:p>
-    <w:p>
-      <w:pPr/>
-      <w:r>
-        <w:rPr>
-          <w:lang w:val="sw_KE" w:bidi="sw_KE"/>
-        </w:rPr>
-      </w:r>
-      <w:r>
-        <w:rPr>
-          <w:b/>
-          <w:lang w:val="sw_KE" w:bidi="sw_KE"/>
-        </w:rPr>
-        <w:t>Wakati wa kutafsiri "moyo," kuwa mwangalifu kuhusu mambo yafuatayo:</w:t>
-      </w:r>
-    </w:p>
-    <w:p>
-      <w:pPr/>
-      <w:r>
-        <w:rPr>
-          <w:lang w:val="sw_KE" w:bidi="sw_KE"/>
-        </w:rPr>
-      </w:r>
-      <w:r>
-        <w:rPr>
-          <w:lang w:val="sw_KE" w:bidi="sw_KE"/>
-        </w:rPr>
-        <w:t>Unaweza kutafsiri Hosana kama "kumsifu Mungu!" Hakikisha kwamba unaweka wazi kwa wasikilizaji wako kwamba watu wanaomsifu Mungu kwa neno hili wanafurahi sana na msisimko.</w:t>
-      </w:r>
-    </w:p>
-    <w:p>
-      <w:pPr/>
-      <w:r>
-        <w:rPr>
-          <w:lang w:val="sw_KE" w:bidi="sw_KE"/>
-        </w:rPr>
-      </w:r>
-      <w:r>
-        <w:rPr>
-          <w:lang w:val="sw_KE" w:bidi="sw_KE"/>
-        </w:rPr>
-        <w:t>Watafsiri wengine huchagua kuunda neno katika lugha yao wenyewe ambalo linaonekana kama "Hosana." Ikiwa unataka kufanya hiyo, unaweza pia kutaka kusema wakati mmoja kwamba neno hili linamaanisha "kumsifu Mungu."</w:t>
-      </w:r>
-      <w:r>
-        <w:rPr>
-          <w:lang w:val="sw_KE" w:bidi="sw_KE"/>
-        </w:rPr>
-      </w:r>
-      <w:r>
-        <w:rPr>
-          <w:lang w:val="sw_KE" w:bidi="sw_KE"/>
-        </w:rPr>
-      </w:r>
-    </w:p>
-    <w:p>
-      <w:pPr/>
-      <w:r>
-        <w:rPr>
-          <w:lang w:val="sw_KE" w:bidi="sw_KE"/>
-        </w:rPr>
-      </w:r>
-    </w:p>
-    <w:p>
-      <w:pPr>
-        <w:pStyle w:val="Heading2"/>
-      </w:pPr>
-      <w:r>
-        <w:rPr>
-          <w:lang w:val="sw_KE" w:bidi="sw_KE"/>
-        </w:rPr>
-        <w:t>hoteli</w:t>
-      </w:r>
-      <w:r>
-        <w:rPr>
-          <w:lang w:val="sw_KE" w:bidi="sw_KE"/>
-        </w:rPr>
-      </w:r>
-    </w:p>
-    <w:p>
-      <w:pPr/>
-      <w:r>
-        <w:rPr>
-          <w:lang w:val="sw_KE" w:bidi="sw_KE"/>
-        </w:rPr>
-      </w:r>
-      <w:r>
-        <w:rPr>
-          <w:lang w:val="sw_KE" w:bidi="sw_KE"/>
-        </w:rPr>
-        <w:t>Hii</w:t>
-      </w:r>
-      <w:r>
-        <w:rPr>
-          <w:b/>
-          <w:lang w:val="sw_KE" w:bidi="sw_KE"/>
-        </w:rPr>
-        <w:t>nyumba</w:t>
-      </w:r>
-      <w:r>
-        <w:rPr>
-          <w:lang w:val="sw_KE" w:bidi="sw_KE"/>
-        </w:rPr>
-        <w:t xml:space="preserve"> ya wageni kwa jumla ni mahali ambapo wasafiri wanaweza kukaa. Hii inaweza kuwa mahali ambapo watu walipaswa kulipa pesa ili waweze kukaa huko, lakini mara nyingi ilimaanisha chumba katika nyumba ya mtu ambayo ilikuwa imehifadhiwa kwa wageni. Jamaa au marafiki walipokuja kutembelea, wangeweza kukaa katika chumba hiki.</w:t>
-      </w:r>
-      <w:r>
-        <w:rPr>
-          <w:lang w:val="sw_KE" w:bidi="sw_KE"/>
-        </w:rPr>
-      </w:r>
-      <w:r>
-        <w:rPr>
-          <w:lang w:val="sw_KE" w:bidi="sw_KE"/>
-        </w:rPr>
-      </w:r>
-    </w:p>
-    <w:p>
-      <w:pPr/>
-      <w:r>
-        <w:rPr>
-          <w:lang w:val="sw_KE" w:bidi="sw_KE"/>
-        </w:rPr>
-      </w:r>
-    </w:p>
-    <w:p>
-      <w:pPr>
-        <w:pStyle w:val="Heading2"/>
-      </w:pPr>
-      <w:r>
-        <w:rPr>
-          <w:lang w:val="sw_KE" w:bidi="sw_KE"/>
-        </w:rPr>
-        <w:t>huruma</w:t>
-      </w:r>
-      <w:r>
-        <w:rPr>
-          <w:lang w:val="sw_KE" w:bidi="sw_KE"/>
-        </w:rPr>
-      </w:r>
-    </w:p>
-    <w:p>
-      <w:pPr/>
-      <w:r>
-        <w:rPr>
-          <w:lang w:val="sw_KE" w:bidi="sw_KE"/>
-        </w:rPr>
-      </w:r>
-      <w:r>
-        <w:rPr>
-          <w:lang w:val="sw_KE" w:bidi="sw_KE"/>
-        </w:rPr>
-        <w:t xml:space="preserve">Neno </w:t>
-      </w:r>
-      <w:r>
-        <w:rPr>
-          <w:b/>
-          <w:lang w:val="sw_KE" w:bidi="sw_KE"/>
-        </w:rPr>
-        <w:t>huruma</w:t>
-      </w:r>
-      <w:r>
-        <w:rPr>
-          <w:lang w:val="sw_KE" w:bidi="sw_KE"/>
-        </w:rPr>
-        <w:t xml:space="preserve"> linamaanisha wema, fadhili, au </w:t>
-      </w:r>
-      <w:hyperlink r:id="rId40">
-        <w:r>
-          <w:rPr>
-            <w:lang w:val="sw_KE" w:bidi="sw_KE"/>
-          </w:rPr>
-          <w:rPr>
-            <w:color w:val="0000EE"/>
-            <w:u w:val="single"/>
-          </w:rPr>
-          <w:t>huruma</w:t>
-        </w:r>
-      </w:hyperlink>
-      <w:r>
-        <w:rPr>
-          <w:lang w:val="sw_KE" w:bidi="sw_KE"/>
-        </w:rPr>
-        <w:t>.</w:t>
-      </w:r>
-    </w:p>
-    <w:p>
-      <w:pPr/>
-      <w:r>
-        <w:rPr>
-          <w:lang w:val="sw_KE" w:bidi="sw_KE"/>
-        </w:rPr>
-      </w:r>
-      <w:r>
-        <w:rPr>
-          <w:lang w:val="sw_KE" w:bidi="sw_KE"/>
-        </w:rPr>
-        <w:t xml:space="preserve">Ikiwa unamwona mtu anayehitaji, na una huruma kwa mtu huyo na kumsaidia, basi unaonyesha </w:t>
-      </w:r>
-      <w:r>
-        <w:rPr>
-          <w:b/>
-          <w:lang w:val="sw_KE" w:bidi="sw_KE"/>
-        </w:rPr>
-        <w:t>huruma</w:t>
-      </w:r>
-      <w:r>
-        <w:rPr>
-          <w:lang w:val="sw_KE" w:bidi="sw_KE"/>
-        </w:rPr>
-        <w:t xml:space="preserve"> kwa mtu huyo.</w:t>
-      </w:r>
-    </w:p>
-    <w:p>
-      <w:pPr/>
-      <w:r>
-        <w:rPr>
-          <w:lang w:val="sw_KE" w:bidi="sw_KE"/>
-        </w:rPr>
-      </w:r>
-      <w:r>
-        <w:rPr>
-          <w:lang w:val="sw_KE" w:bidi="sw_KE"/>
-        </w:rPr>
-        <w:t xml:space="preserve">Ikiwa unamdai mtu deni lakini una huruma kwa mtu huyo na kughairi deni, basi pia unakuwa na </w:t>
-      </w:r>
-      <w:r>
-        <w:rPr>
-          <w:b/>
-          <w:lang w:val="sw_KE" w:bidi="sw_KE"/>
-        </w:rPr>
-        <w:t>huruma</w:t>
-      </w:r>
-      <w:r>
-        <w:rPr>
-          <w:lang w:val="sw_KE" w:bidi="sw_KE"/>
-        </w:rPr>
-        <w:t xml:space="preserve"> kwa mtu huyo.</w:t>
-      </w:r>
-    </w:p>
-    <w:p>
-      <w:pPr/>
-      <w:r>
-        <w:rPr>
-          <w:lang w:val="sw_KE" w:bidi="sw_KE"/>
-        </w:rPr>
-      </w:r>
-      <w:r>
-        <w:rPr>
-          <w:lang w:val="sw_KE" w:bidi="sw_KE"/>
-        </w:rPr>
-        <w:t xml:space="preserve">Watu wanaweza kumwomba Mungu awe na huruma. Hiyo inamaanisha wanamwomba Mungu awe na huruma juu yao na kuwasaidia, au </w:t>
-      </w:r>
-      <w:r>
-        <w:rPr>
-          <w:b/>
-          <w:lang w:val="sw_KE" w:bidi="sw_KE"/>
-        </w:rPr>
-        <w:t>kuwasamehe</w:t>
-      </w:r>
-      <w:r>
-        <w:rPr>
-          <w:lang w:val="sw_KE" w:bidi="sw_KE"/>
-        </w:rPr>
-        <w:t>.</w:t>
-      </w:r>
-    </w:p>
-    <w:p>
-      <w:pPr/>
-      <w:r>
-        <w:rPr>
-          <w:lang w:val="sw_KE" w:bidi="sw_KE"/>
-        </w:rPr>
-      </w:r>
-      <w:r>
-        <w:rPr>
-          <w:lang w:val="sw_KE" w:bidi="sw_KE"/>
-        </w:rPr>
-        <w:t xml:space="preserve">Biblia inatuonyesha kwamba Mungu ni </w:t>
-      </w:r>
-      <w:r>
-        <w:rPr>
-          <w:b/>
-          <w:lang w:val="sw_KE" w:bidi="sw_KE"/>
-        </w:rPr>
-        <w:t>mwingi</w:t>
-      </w:r>
-      <w:r>
-        <w:rPr>
-          <w:lang w:val="sw_KE" w:bidi="sw_KE"/>
-        </w:rPr>
-        <w:t xml:space="preserve"> wa huruma. Hii inamaanisha amejaa huruma-anataka kuonyesha huruma kwa watu. Mungu anataka kuonyesha huruma kwa watu kwa sababu anawapenda sana.</w:t>
-      </w:r>
-    </w:p>
-    <w:p>
-      <w:pPr/>
-      <w:r>
-        <w:rPr>
-          <w:lang w:val="sw_KE" w:bidi="sw_KE"/>
-        </w:rPr>
-      </w:r>
-      <w:r>
-        <w:rPr>
-          <w:lang w:val="sw_KE" w:bidi="sw_KE"/>
-        </w:rPr>
-        <w:t xml:space="preserve">Maana ya huruma inaweza kuwa sawa na maana ya neno </w:t>
-      </w:r>
-      <w:hyperlink r:id="rId41">
-        <w:r>
-          <w:rPr>
-            <w:lang w:val="sw_KE" w:bidi="sw_KE"/>
-          </w:rPr>
-          <w:rPr>
-            <w:color w:val="0000EE"/>
-            <w:u w:val="single"/>
-          </w:rPr>
-          <w:t>neema</w:t>
-        </w:r>
-      </w:hyperlink>
-      <w:r>
-        <w:rPr>
-          <w:lang w:val="sw_KE" w:bidi="sw_KE"/>
-        </w:rPr>
-        <w:t xml:space="preserve">. Neema inamaanisha kwamba tunapokea kitu ambacho hatustahili. Neema na huruma inakwenda pamoja. Ni kwa sababu ya </w:t>
-      </w:r>
-      <w:r>
-        <w:rPr>
-          <w:b/>
-          <w:lang w:val="sw_KE" w:bidi="sw_KE"/>
-        </w:rPr>
-        <w:t>huruma</w:t>
-      </w:r>
-      <w:r>
-        <w:rPr>
-          <w:lang w:val="sw_KE" w:bidi="sw_KE"/>
-        </w:rPr>
-        <w:t xml:space="preserve"> ya Mungu kwamba haadhibu, na kisha ni kwa sababu ya </w:t>
-      </w:r>
-      <w:hyperlink r:id="rId41">
-        <w:r>
-          <w:rPr>
-            <w:lang w:val="sw_KE" w:bidi="sw_KE"/>
-          </w:rPr>
-          <w:rPr>
-            <w:color w:val="0000EE"/>
-            <w:u w:val="single"/>
-          </w:rPr>
-          <w:t>neema</w:t>
-        </w:r>
-      </w:hyperlink>
+        <w:t>neema</w:t>
+      </w:r>
       <w:r>
         <w:rPr>
           <w:lang w:val="sw_KE" w:bidi="sw_KE"/>
@@ -2654,7 +2364,6 @@
       </w:r>
       <w:r>
         <w:rPr>
-          <w:b/>
           <w:lang w:val="sw_KE" w:bidi="sw_KE"/>
         </w:rPr>
         <w:t>dhambi</w:t>
